--- a/docs/Zendure_Energy_Controller_Handbuch.docx
+++ b/docs/Zendure_Energy_Controller_Handbuch.docx
@@ -31,11 +31,7 @@
         <w:jc w:val="center"/>
       </w:pPr>
       <w:r>
-        <w:rPr>
-          <w:b/>
-          <w:sz w:val="32"/>
-        </w:rPr>
-        <w:t>Benutzerhandbuch V12.12.0</w:t>
+        <w:t>Benutzerhandbuch V12.12.1</w:t>
       </w:r>
     </w:p>
     <w:p>
@@ -44,7 +40,7 @@
         <w:jc w:val="center"/>
       </w:pPr>
       <w:r>
-        <w:t>Settings Help &amp; Guided Configuration · Stand 09.08.2026</w:t>
+        <w:t>Settings-Hilfe &amp; geführte Konfiguration · Qualitätskorrektur · Stand 10.08.2026</w:t>
       </w:r>
     </w:p>
     <w:p>
@@ -112,7 +108,7 @@
         <w:spacing w:after="30" w:line="240" w:lineRule="auto"/>
       </w:pPr>
       <w:r>
-        <w:t>Settings werden zunächst als Draft bearbeitet und vor dem Speichern serverseitig geprüft.</w:t>
+        <w:t>Settings werden zunächst als Entwurf (Draft) bearbeitet und vor dem Speichern serverseitig geprüft.</w:t>
       </w:r>
     </w:p>
     <w:p>
@@ -121,7 +117,7 @@
         <w:spacing w:after="30" w:line="240" w:lineRule="auto"/>
       </w:pPr>
       <w:r>
-        <w:t>Guided Configuration erklärt Zusammenhänge und wirkungslose/übersteuerte Kombinationen, ändert aber niemals selbst Werte.</w:t>
+        <w:t>Die geführte Konfiguration (Guided Configuration) erklärt Zusammenhänge und wirkungslose oder übersteuerte Kombinationen, ändert aber niemals selbst Werte.</w:t>
       </w:r>
     </w:p>
     <w:p>
@@ -130,7 +126,7 @@
         <w:spacing w:after="30" w:line="240" w:lineRule="auto"/>
       </w:pPr>
       <w:r>
-        <w:t>Produktdefaults, sichere Sentinels, Profilwerte und installationsabhängige Werte werden ausdrücklich unterschieden.</w:t>
+        <w:t>Produktdefaults, sichere Ausgangswerte (intern: Sentinel), Profilwerte und installationsabhängige Werte werden ausdrücklich unterschieden.</w:t>
       </w:r>
     </w:p>
     <w:p>
@@ -164,7 +160,7 @@
         <w:spacing w:line="240" w:lineRule="auto"/>
       </w:pPr>
       <w:r>
-        <w:t>1. Settings, Hilfe und Guided Configuration</w:t>
+        <w:t>1. Settings, Hilfe und geführte Konfiguration</w:t>
       </w:r>
     </w:p>
     <w:p>
@@ -209,7 +205,7 @@
         <w:spacing w:after="30" w:line="240" w:lineRule="auto"/>
       </w:pPr>
       <w:r>
-        <w:t>Das i an einer Einstellung öffnet die zugehörige Detailhilfe: Zweck, Wirkung, Abhängigkeiten, Risiko, Beispiel/Formel und Wirksamkeit nach dem Speichern.</w:t>
+        <w:t>Das i an einer Einstellung öffnet die zugehörige Detailhilfe: Zweck, tatsächliche Wirkbedingungen, Abhängigkeiten, Risiko, Beispiel/Formel und Wirksamkeit nach dem Speichern.</w:t>
       </w:r>
     </w:p>
     <w:p>
@@ -227,7 +223,7 @@
         <w:spacing w:after="30" w:line="240" w:lineRule="auto"/>
       </w:pPr>
       <w:r>
-        <w:t>Im Expertenmodus kann zusätzlich der technische Vertrag mit Config-Key und Validatorbezug erscheinen.</w:t>
+        <w:t>Im Expertenmodus kann zusätzlich der technische Vertrag mit Config-Key, serverseitigen Validierungsregeln und Quellenbezug erscheinen.</w:t>
       </w:r>
     </w:p>
     <w:p>
@@ -263,7 +259,7 @@
         <w:spacing w:line="240" w:lineRule="auto"/>
       </w:pPr>
       <w:r>
-        <w:t>Guided Configuration</w:t>
+        <w:t>Geführte Konfiguration</w:t>
       </w:r>
     </w:p>
     <w:p>
@@ -333,7 +329,7 @@
         <w:spacing w:line="240" w:lineRule="auto"/>
       </w:pPr>
       <w:r>
-        <w:t>2. First Install, Defaults und Reset-Semantik</w:t>
+        <w:t>2. Erstinstallation, Defaults und Reset-Semantik</w:t>
       </w:r>
     </w:p>
     <w:p>
@@ -351,7 +347,7 @@
         <w:spacing w:after="30" w:line="240" w:lineRule="auto"/>
       </w:pPr>
       <w:r>
-        <w:t>Fehlt config.json, startet ZEC fail-closed im FIRST_INSTALL_SETUP. Das Control-Gate bleibt geschlossen, bis Pflichtwerte vollständig validiert und atomisch gespeichert wurden.</w:t>
+        <w:t>Fehlt config.json, startet ZEC im sicheren gesperrten Zustand (fail closed) im FIRST_INSTALL_SETUP. Die Freigabe für Regelkommandos bleibt geschlossen, bis Pflichtwerte vollständig validiert und atomisch gespeichert wurden.</w:t>
       </w:r>
     </w:p>
     <w:p>
@@ -387,7 +383,7 @@
         <w:spacing w:after="30" w:line="240" w:lineRule="auto"/>
       </w:pPr>
       <w:r>
-        <w:t>Sicherer Sentinel: deaktivierter/neutraler Ausgangszustand, z. B. 0 W; ausdrücklich keine Betriebswertempfehlung.</w:t>
+        <w:t>Sicherer Ausgangswert: deaktivierter oder neutraler Zustand, z. B. 0 W; ausdrücklich keine Betriebswertempfehlung. Der interne Fachbegriff dafür lautet „Sentinel“.</w:t>
       </w:r>
     </w:p>
     <w:p>
@@ -577,13 +573,7 @@
           </w:tcPr>
           <w:p>
             <w:r>
-              <w:rPr>
-                <w:b/>
-              </w:rPr>
-              <w:t xml:space="preserve">Sentinel: </w:t>
-            </w:r>
-            <w:r>
-              <w:t>Feste Lade-/Entladeleistungen besitzen bei einer Neuinstallation 0 W als sicheren Sentinel. Vor Aktivierung des jeweiligen Profils muss bewusst eine positive Leistung gewählt werden.</w:t>
+              <w:t>Sicherer Ausgangswert: Feste Lade-/Entladeleistungen starten bei einer Neuinstallation mit 0 W. Dieser Wert ist ausdrücklich keine Betriebsempfehlung. Vor Aktivierung des jeweiligen Profils muss bewusst eine positive Leistung gewählt werden.</w:t>
             </w:r>
           </w:p>
         </w:tc>
@@ -618,7 +608,7 @@
         <w:spacing w:after="30" w:line="240" w:lineRule="auto"/>
       </w:pPr>
       <w:r>
-        <w:t>Vor dem Speichern zeigt die Preview die tatsächlichen Änderungen und ihre Apply-Semantik.</w:t>
+        <w:t>Vor dem Speichern zeigt die Änderungsvorschau (Preview) die tatsächlichen Änderungen und die Art ihrer Wirksamkeit.</w:t>
       </w:r>
     </w:p>
     <w:p>
@@ -785,7 +775,7 @@
         <w:spacing w:line="240" w:lineRule="auto"/>
       </w:pPr>
       <w:r>
-        <w:t>AUTO reduziert Netzexport bzw. Netzbezug innerhalb der verfügbaren Leistung und Schutzgrenzen. Die Reglerparameter beeinflussen Reaktion und Glättung, nicht die grundsätzliche Safety-Priorität.</w:t>
+        <w:t>AUTO reduziert Netzexport bzw. Netzbezug innerhalb der verfügbaren Leistung und Schutzgrenzen. Die Reglerparameter beeinflussen Reaktion und Glättung, nicht die grundsätzliche Priorität der Schutzlogik.</w:t>
       </w:r>
     </w:p>
     <w:p>
@@ -908,13 +898,7 @@
           </w:tcPr>
           <w:p>
             <w:r>
-              <w:rPr>
-                <w:b/>
-              </w:rPr>
-              <w:t xml:space="preserve">Guidance: </w:t>
-            </w:r>
-            <w:r>
-              <w:t>Sehr aggressive oder stark träge Kombinationen werden aus bereits vorhandenen Grenzregeln hervorgehoben. Guidance ändert keine Werte.</w:t>
+              <w:t>Geführter Hinweis: Sehr aggressive oder stark träge Kombinationen werden aus bereits vorhandenen Grenzregeln hervorgehoben. Die geführte Konfiguration ändert keine Werte.</w:t>
             </w:r>
           </w:p>
         </w:tc>
@@ -975,7 +959,7 @@
         <w:spacing w:after="30" w:line="240" w:lineRule="auto"/>
       </w:pPr>
       <w:r>
-        <w:t>0 W ist bei einer Neuinstallation nur ein sicherer Sentinel; bei aktiviertem Nachtmodus blockiert die Validierung eine nicht positive Leistung.</w:t>
+        <w:t>0 W ist bei einer Neuinstallation nur ein sicherer Ausgangswert; bei aktiviertem Nachtmodus blockiert die Validierung eine nicht positive Leistung.</w:t>
       </w:r>
     </w:p>
     <w:p>
@@ -1117,7 +1101,7 @@
         <w:spacing w:after="30" w:line="240" w:lineRule="auto"/>
       </w:pPr>
       <w:r>
-        <w:t>Power- und SOC-Quellen müssen zur gewählten Integration passen. Bei Custom-Profilen sind die benötigten Topics explizit zu konfigurieren.</w:t>
+        <w:t>Leistungs- und SOC-Quellen müssen zur gewählten Integration passen. Bei benutzerdefinierten Profilen (Custom) sind die benötigten MQTT-Topics explizit zu konfigurieren.</w:t>
       </w:r>
     </w:p>
     <w:p>
@@ -1153,7 +1137,7 @@
         <w:spacing w:line="240" w:lineRule="auto"/>
       </w:pPr>
       <w:r>
-        <w:t>Freshness</w:t>
+        <w:t>Aktualität der Daten</w:t>
       </w:r>
     </w:p>
     <w:p>
@@ -1162,7 +1146,7 @@
         <w:spacing w:after="30" w:line="240" w:lineRule="auto"/>
       </w:pPr>
       <w:r>
-        <w:t>Veraltete Daten dürfen nicht als aktuelle Energieflussinformation behandelt werden. Freshness- und Stale-Grenzen werden deshalb getrennt konfiguriert und diagnostiziert.</w:t>
+        <w:t>Veraltete Daten dürfen nicht als aktuelle Energieflussinformation behandelt werden. Grenzen für Datenalter und Aktualität werden deshalb getrennt konfiguriert und diagnostiziert.</w:t>
       </w:r>
     </w:p>
     <w:tbl>
@@ -1321,7 +1305,7 @@
         <w:spacing w:after="30" w:line="240" w:lineRule="auto"/>
       </w:pPr>
       <w:r>
-        <w:t>High-SOC Enter und Exit bilden eine Hysterese; Exit liegt unter Enter. Full-SOC grenzt den Voll-/Idle-Zweig ab.</w:t>
+        <w:t>High-SOC-Eintritt und -Austritt bilden getrennte Schaltschwellen (Hysterese); die Austrittsschwelle liegt niedriger. Full-SOC grenzt den Voll-/Idle-Zweig ab.</w:t>
       </w:r>
     </w:p>
     <w:p>
@@ -1339,7 +1323,7 @@
         <w:spacing w:after="30" w:line="240" w:lineRule="auto"/>
       </w:pPr>
       <w:r>
-        <w:t>Entry-Bestätigung und Hold verhindern Reaktionen auf kurze Spitzen bzw. unnötiges Flattern.</w:t>
+        <w:t>Eintrittsbestätigung und begrenzte Haltezeit (Hold) verhindern Reaktionen auf kurze Spitzen bzw. unnötiges Hin- und Herschalten.</w:t>
       </w:r>
     </w:p>
     <w:tbl>
@@ -1458,7 +1442,7 @@
         <w:spacing w:line="240" w:lineRule="auto"/>
       </w:pPr>
       <w:r>
-        <w:t>Stale-Verhalten</w:t>
+        <w:t>Verhalten bei veralteten Daten</w:t>
       </w:r>
     </w:p>
     <w:p>
@@ -1467,7 +1451,7 @@
         <w:spacing w:after="30" w:line="240" w:lineRule="auto"/>
       </w:pPr>
       <w:r>
-        <w:t>Veraltete Zweitbatteriedaten können eine belastbare Gegenflussbewertung verhindern. Zu kurze Stale-Zeiten können bei kurzen MQTT-Lücken unnötig blockieren.</w:t>
+        <w:t>Veraltete Zweitbatteriedaten können eine belastbare Gegenflussbewertung verhindern. Zu kurze zulässige Datenalter können bei kurzen MQTT-Lücken unnötig blockieren.</w:t>
       </w:r>
     </w:p>
     <w:p>
@@ -1640,7 +1624,7 @@
         <w:spacing w:after="30" w:line="240" w:lineRule="auto"/>
       </w:pPr>
       <w:r>
-        <w:t>Bei bestätigter Nichtwirkung kann ein vollständiger State-Resync SmartMode, AC-Modus sowie Lade- und Entladelimit erneut senden.</w:t>
+        <w:t>Bei bestätigter Nichtwirkung kann ein vollständiger erneuter Zustandsabgleich (State-Resync) SmartMode, AC-Modus sowie Lade- und Entladelimit erneut senden.</w:t>
       </w:r>
     </w:p>
     <w:p>
@@ -1649,7 +1633,7 @@
         <w:spacing w:after="30" w:line="240" w:lineRule="auto"/>
       </w:pPr>
       <w:r>
-        <w:t>Timeout, Force-Resend und Cooldown begrenzen Diagnose-/Recovery-Aktivität. Ein Cooldown von 0 kann Wiederholpublishes begünstigen und wird deutlich gewarnt.</w:t>
+        <w:t>Zeitlimit (Timeout), erzwungener Wiederholversand (Force-Resend) und Wartezeit (Cooldown) begrenzen Diagnose- und Wiederherstellungsaktivität. Eine Wartezeit von 0 kann Wiederholpublishes begünstigen und wird deutlich gewarnt.</w:t>
       </w:r>
     </w:p>
     <w:tbl>
@@ -1791,7 +1775,7 @@
         <w:spacing w:after="30" w:line="240" w:lineRule="auto"/>
       </w:pPr>
       <w:r>
-        <w:t>Die lokale API ist ein ergänzender asynchroner Pfad. MQTT bleibt die primäre Telemetriequelle, sofern die konfigurierte Strategie nichts anderes vorgibt.</w:t>
+        <w:t>Die lokale API ist ein ergänzender, vom Regelzyklus entkoppelter Datenpfad. MQTT bleibt die primäre Telemetriequelle, sofern die konfigurierte Strategie nichts anderes vorgibt.</w:t>
       </w:r>
     </w:p>
     <w:p>
@@ -1800,7 +1784,7 @@
         <w:spacing w:after="30" w:line="240" w:lineRule="auto"/>
       </w:pPr>
       <w:r>
-        <w:t>Timeout-/Pollingwerte dürfen den Regelzyklus nicht blockierend verlängern; Guidance warnt bei bekannten ungünstigen Verhältnissen zum Regelintervall.</w:t>
+        <w:t>Zeitlimits und Abfrageintervalle dürfen den Regelzyklus nicht blockierend verlängern; die geführte Konfiguration warnt bei bekannten ungünstigen Verhältnissen zum Regelintervall.</w:t>
       </w:r>
     </w:p>
     <w:p>
@@ -1898,7 +1882,7 @@
         <w:spacing w:after="30" w:line="240" w:lineRule="auto"/>
       </w:pPr>
       <w:r>
-        <w:t>Protected Storage Migration und Maintenance-/Retention-Schritte bleiben serverseitig geprüft und können explizite Bestätigung/Aktion erfordern.</w:t>
+        <w:t>Geschützte Speichermigration sowie Wartungs- und Aufbewahrungsschritte bleiben serverseitig geprüft und können eine explizite Bestätigung oder Adminaktion erfordern.</w:t>
       </w:r>
     </w:p>
     <w:tbl>
@@ -1977,7 +1961,7 @@
         <w:spacing w:after="30" w:line="240" w:lineRule="auto"/>
       </w:pPr>
       <w:r>
-        <w:t>Freshness-/Timeoutparameter bestimmen, wie lange Mess- oder Telemetriedaten als aktuell gelten. Zu kleine und zu große Werte haben unterschiedliche Risiken.</w:t>
+        <w:t>Aktualitäts- und Zeitlimitparameter bestimmen, wie lange Mess- oder Telemetriedaten als aktuell gelten. Zu kleine und zu große Werte haben unterschiedliche Risiken.</w:t>
       </w:r>
     </w:p>
     <w:p>
@@ -1995,7 +1979,7 @@
         <w:spacing w:after="30" w:line="240" w:lineRule="auto"/>
       </w:pPr>
       <w:r>
-        <w:t>Operational Events bleiben historisch erhalten; aktive Warnungen und historischer last_error sind semantisch zu unterscheiden.</w:t>
+        <w:t>Betriebsereignisse (Operational Events) bleiben historisch erhalten; aktive Warnungen und der gespeicherte letzte Fehler (last_error) sind semantisch zu unterscheiden.</w:t>
       </w:r>
     </w:p>
     <w:p>
@@ -2031,7 +2015,7 @@
         <w:spacing w:after="30" w:line="240" w:lineRule="auto"/>
       </w:pPr>
       <w:r>
-        <w:t>Last-Good-Pointer-Reparatur verändert ausschließlich Recovery-Metadaten nach vollständiger Reread-/CAS-Prüfung; sie lädt keine beliebige Nutzerkonfiguration.</w:t>
+        <w:t>Die Last-Good-Pointer-Reparatur verändert ausschließlich Wiederherstellungsmetadaten nach vollständigem erneutem Lesen und revisionsgebundener Vergleichsprüfung (CAS); sie lädt keine beliebige Nutzerkonfiguration.</w:t>
       </w:r>
     </w:p>
     <w:p>
@@ -2049,7 +2033,7 @@
         <w:spacing w:after="30" w:line="240" w:lineRule="auto"/>
       </w:pPr>
       <w:r>
-        <w:t>Preview-Issues können über „Warum?“ direkt zur passenden Setting-Hilfe führen.</w:t>
+        <w:t>Probleme in der Änderungsvorschau können über „Warum?“ direkt zur passenden Einstellungshilfe führen.</w:t>
       </w:r>
     </w:p>
     <w:p>
@@ -2079,13 +2063,7 @@
           </w:tcPr>
           <w:p>
             <w:r>
-              <w:rPr>
-                <w:b/>
-              </w:rPr>
-              <w:t xml:space="preserve">Keine Runtime-KI: </w:t>
-            </w:r>
-            <w:r>
-              <w:t>Alle Hilfetexte und Guidance-Regeln sind statische, buildseitig geprüfte Metadaten. Es gibt keinen externen Hilfedienst und keine automatischen Konfigurationsänderungen.</w:t>
+              <w:t>Keine Laufzeit-KI: Alle Hilfetexte und Regeln der geführten Konfiguration sind statische, beim Build geprüfte Metadaten. Es gibt keinen externen Hilfedienst und keine automatischen Konfigurationsänderungen.</w:t>
             </w:r>
           </w:p>
         </w:tc>
@@ -2096,8 +2074,1793 @@
         <w:spacing w:after="0" w:line="240" w:lineRule="auto"/>
       </w:pPr>
     </w:p>
+    <w:p>
+      <w:r>
+        <w:br w:type="page"/>
+      </w:r>
+    </w:p>
+    <w:p>
+      <w:pPr>
+        <w:pStyle w:val="Heading1"/>
+      </w:pPr>
+      <w:r>
+        <w:t>14. Begriffe und Abkürzungen</w:t>
+      </w:r>
+    </w:p>
+    <w:p>
+      <w:r>
+        <w:t>Dieses Glossar erklärt interne und energietechnische Fachbegriffe in der Sprache der Benutzeroberfläche. Technische Config-Keys und Statuscodes bleiben im Expertenmodus unverändert, werden aber hier eingeordnet.</w:t>
+      </w:r>
+    </w:p>
+    <w:tbl>
+      <w:tblPr>
+        <w:tblStyle w:val="TableGrid"/>
+        <w:tblW w:type="auto" w:w="0"/>
+        <w:jc w:val="center"/>
+        <w:tblLook w:firstColumn="1" w:firstRow="1" w:lastColumn="0" w:lastRow="0" w:noHBand="0" w:noVBand="1" w:val="04A0"/>
+      </w:tblPr>
+      <w:tblGrid>
+        <w:gridCol w:w="5213"/>
+        <w:gridCol w:w="5213"/>
+      </w:tblGrid>
+      <w:tr>
+        <w:trPr>
+          <w:cantSplit/>
+        </w:trPr>
+        <w:tc>
+          <w:tcPr>
+            <w:tcW w:type="dxa" w:w="2665"/>
+          </w:tcPr>
+          <w:p>
+            <w:pPr>
+              <w:spacing w:before="0" w:after="0" w:line="240" w:lineRule="auto"/>
+            </w:pPr>
+            <w:r>
+              <w:rPr>
+                <w:b/>
+                <w:sz w:val="16"/>
+              </w:rPr>
+              <w:t>Begriff</w:t>
+            </w:r>
+          </w:p>
+        </w:tc>
+        <w:tc>
+          <w:tcPr>
+            <w:tcW w:type="dxa" w:w="6520"/>
+          </w:tcPr>
+          <w:p>
+            <w:pPr>
+              <w:spacing w:before="0" w:after="0" w:line="240" w:lineRule="auto"/>
+            </w:pPr>
+            <w:r>
+              <w:rPr>
+                <w:b/>
+                <w:sz w:val="16"/>
+              </w:rPr>
+              <w:t>Bedeutung in ZEC</w:t>
+            </w:r>
+          </w:p>
+        </w:tc>
+      </w:tr>
+      <w:tr>
+        <w:trPr>
+          <w:cantSplit/>
+        </w:trPr>
+        <w:tc>
+          <w:tcPr>
+            <w:tcW w:type="dxa" w:w="2665"/>
+            <w:vAlign w:val="top"/>
+          </w:tcPr>
+          <w:p>
+            <w:pPr>
+              <w:spacing w:before="0" w:after="0" w:line="240" w:lineRule="auto"/>
+            </w:pPr>
+            <w:r>
+              <w:rPr>
+                <w:b/>
+                <w:sz w:val="16"/>
+              </w:rPr>
+              <w:t>Aktualität / Datenalter</w:t>
+            </w:r>
+          </w:p>
+        </w:tc>
+        <w:tc>
+          <w:tcPr>
+            <w:tcW w:type="dxa" w:w="6520"/>
+            <w:vAlign w:val="top"/>
+          </w:tcPr>
+          <w:p>
+            <w:pPr>
+              <w:spacing w:before="0" w:after="0" w:line="240" w:lineRule="auto"/>
+            </w:pPr>
+            <w:r>
+              <w:rPr>
+                <w:sz w:val="16"/>
+              </w:rPr>
+              <w:t>Beschreibt, wie alt ein Mess- oder Telemetriedatum ist und ob es noch als aktuell genug für Regelung oder Diagnose gilt. Im Code kann dafür weiterhin der Begriff „fresh/freshness“ vorkommen.</w:t>
+            </w:r>
+          </w:p>
+        </w:tc>
+      </w:tr>
+      <w:tr>
+        <w:trPr>
+          <w:cantSplit/>
+        </w:trPr>
+        <w:tc>
+          <w:tcPr>
+            <w:tcW w:type="dxa" w:w="2665"/>
+            <w:vAlign w:val="top"/>
+          </w:tcPr>
+          <w:p>
+            <w:pPr>
+              <w:spacing w:before="0" w:after="0" w:line="240" w:lineRule="auto"/>
+            </w:pPr>
+            <w:r>
+              <w:rPr>
+                <w:b/>
+                <w:sz w:val="16"/>
+              </w:rPr>
+              <w:t>AUTO</w:t>
+            </w:r>
+          </w:p>
+        </w:tc>
+        <w:tc>
+          <w:tcPr>
+            <w:tcW w:type="dxa" w:w="6520"/>
+            <w:vAlign w:val="top"/>
+          </w:tcPr>
+          <w:p>
+            <w:pPr>
+              <w:spacing w:before="0" w:after="0" w:line="240" w:lineRule="auto"/>
+            </w:pPr>
+            <w:r>
+              <w:rPr>
+                <w:sz w:val="16"/>
+              </w:rPr>
+              <w:t>Normaler ZEC-Regelmodus, in dem Netzexport bzw. Netzbezug innerhalb der verfügbaren Speicherleistung und Schutzgrenzen nachgeführt wird.</w:t>
+            </w:r>
+          </w:p>
+        </w:tc>
+      </w:tr>
+      <w:tr>
+        <w:trPr>
+          <w:cantSplit/>
+        </w:trPr>
+        <w:tc>
+          <w:tcPr>
+            <w:tcW w:type="dxa" w:w="5213"/>
+          </w:tcPr>
+          <w:p>
+            <w:pPr>
+              <w:spacing w:before="0" w:after="0" w:line="240" w:lineRule="auto"/>
+            </w:pPr>
+            <w:r>
+              <w:rPr>
+                <w:sz w:val="16"/>
+              </w:rPr>
+              <w:t>Backoff / Wartezeit</w:t>
+            </w:r>
+          </w:p>
+        </w:tc>
+        <w:tc>
+          <w:tcPr>
+            <w:tcW w:type="dxa" w:w="5213"/>
+          </w:tcPr>
+          <w:p>
+            <w:pPr>
+              <w:spacing w:before="0" w:after="0" w:line="240" w:lineRule="auto"/>
+            </w:pPr>
+            <w:r>
+              <w:rPr>
+                <w:sz w:val="16"/>
+              </w:rPr>
+              <w:t>Zeitlich wachsender Warteabstand nach wiederholten Fehlern. Er verhindert, dass ein ausgefallener externer Dienst in sehr kurzen Abständen erneut angefragt wird.</w:t>
+            </w:r>
+          </w:p>
+        </w:tc>
+      </w:tr>
+      <w:tr>
+        <w:trPr>
+          <w:cantSplit/>
+        </w:trPr>
+        <w:tc>
+          <w:tcPr>
+            <w:tcW w:type="dxa" w:w="2665"/>
+            <w:vAlign w:val="top"/>
+          </w:tcPr>
+          <w:p>
+            <w:pPr>
+              <w:spacing w:before="0" w:after="0" w:line="240" w:lineRule="auto"/>
+            </w:pPr>
+            <w:r>
+              <w:rPr>
+                <w:b/>
+                <w:sz w:val="16"/>
+              </w:rPr>
+              <w:t>CAS</w:t>
+            </w:r>
+          </w:p>
+        </w:tc>
+        <w:tc>
+          <w:tcPr>
+            <w:tcW w:type="dxa" w:w="6520"/>
+            <w:vAlign w:val="top"/>
+          </w:tcPr>
+          <w:p>
+            <w:pPr>
+              <w:spacing w:before="0" w:after="0" w:line="240" w:lineRule="auto"/>
+            </w:pPr>
+            <w:r>
+              <w:rPr>
+                <w:sz w:val="16"/>
+              </w:rPr>
+              <w:t>Revisionsgebundene Vergleichsprüfung („compare and swap“): Eine Änderung wird nur übernommen, wenn der zuvor geprüfte Stand noch exakt derselbe ist.</w:t>
+            </w:r>
+          </w:p>
+        </w:tc>
+      </w:tr>
+      <w:tr>
+        <w:trPr>
+          <w:cantSplit/>
+        </w:trPr>
+        <w:tc>
+          <w:tcPr>
+            <w:tcW w:type="dxa" w:w="2665"/>
+            <w:vAlign w:val="top"/>
+          </w:tcPr>
+          <w:p>
+            <w:pPr>
+              <w:spacing w:before="0" w:after="0" w:line="240" w:lineRule="auto"/>
+            </w:pPr>
+            <w:r>
+              <w:rPr>
+                <w:b/>
+                <w:sz w:val="16"/>
+              </w:rPr>
+              <w:t>Command-State</w:t>
+            </w:r>
+          </w:p>
+        </w:tc>
+        <w:tc>
+          <w:tcPr>
+            <w:tcW w:type="dxa" w:w="6520"/>
+            <w:vAlign w:val="top"/>
+          </w:tcPr>
+          <w:p>
+            <w:pPr>
+              <w:spacing w:before="0" w:after="0" w:line="240" w:lineRule="auto"/>
+            </w:pPr>
+            <w:r>
+              <w:rPr>
+                <w:sz w:val="16"/>
+              </w:rPr>
+              <w:t>Vollständig rückgelesener Gerätezustand für den Kommandopfad, insbesondere smartMode, AC-Modus sowie Lade- und Entladelimit.</w:t>
+            </w:r>
+          </w:p>
+        </w:tc>
+      </w:tr>
+      <w:tr>
+        <w:trPr>
+          <w:cantSplit/>
+        </w:trPr>
+        <w:tc>
+          <w:tcPr>
+            <w:tcW w:type="dxa" w:w="5213"/>
+          </w:tcPr>
+          <w:p>
+            <w:pPr>
+              <w:spacing w:before="0" w:after="0" w:line="240" w:lineRule="auto"/>
+            </w:pPr>
+            <w:r>
+              <w:rPr>
+                <w:sz w:val="16"/>
+              </w:rPr>
+              <w:t>Commit / Speichern</w:t>
+            </w:r>
+          </w:p>
+        </w:tc>
+        <w:tc>
+          <w:tcPr>
+            <w:tcW w:type="dxa" w:w="5213"/>
+          </w:tcPr>
+          <w:p>
+            <w:pPr>
+              <w:spacing w:before="0" w:after="0" w:line="240" w:lineRule="auto"/>
+            </w:pPr>
+            <w:r>
+              <w:rPr>
+                <w:sz w:val="16"/>
+              </w:rPr>
+              <w:t>Atomare Übernahme einer zuvor erfolgreich geprüften Änderung. Eine Änderungsvorschau allein verändert die produktive Konfiguration noch nicht.</w:t>
+            </w:r>
+          </w:p>
+        </w:tc>
+      </w:tr>
+      <w:tr>
+        <w:trPr>
+          <w:cantSplit/>
+        </w:trPr>
+        <w:tc>
+          <w:tcPr>
+            <w:tcW w:type="dxa" w:w="5213"/>
+          </w:tcPr>
+          <w:p>
+            <w:pPr>
+              <w:spacing w:before="0" w:after="0" w:line="240" w:lineRule="auto"/>
+            </w:pPr>
+            <w:r>
+              <w:rPr>
+                <w:sz w:val="16"/>
+              </w:rPr>
+              <w:t>Config-Key</w:t>
+            </w:r>
+          </w:p>
+        </w:tc>
+        <w:tc>
+          <w:tcPr>
+            <w:tcW w:type="dxa" w:w="5213"/>
+          </w:tcPr>
+          <w:p>
+            <w:pPr>
+              <w:spacing w:before="0" w:after="0" w:line="240" w:lineRule="auto"/>
+            </w:pPr>
+            <w:r>
+              <w:rPr>
+                <w:sz w:val="16"/>
+              </w:rPr>
+              <w:t>Technischer eindeutiger Name einer Einstellung in der Konfiguration, z. B. DEADBAND_W. In der normalen Oberfläche steht die verständliche Bezeichnung im Vordergrund.</w:t>
+            </w:r>
+          </w:p>
+        </w:tc>
+      </w:tr>
+      <w:tr>
+        <w:trPr>
+          <w:cantSplit/>
+        </w:trPr>
+        <w:tc>
+          <w:tcPr>
+            <w:tcW w:type="dxa" w:w="2665"/>
+            <w:vAlign w:val="top"/>
+          </w:tcPr>
+          <w:p>
+            <w:pPr>
+              <w:spacing w:before="0" w:after="0" w:line="240" w:lineRule="auto"/>
+            </w:pPr>
+            <w:r>
+              <w:rPr>
+                <w:b/>
+                <w:sz w:val="16"/>
+              </w:rPr>
+              <w:t>Cross-Charge</w:t>
+            </w:r>
+          </w:p>
+        </w:tc>
+        <w:tc>
+          <w:tcPr>
+            <w:tcW w:type="dxa" w:w="6520"/>
+            <w:vAlign w:val="top"/>
+          </w:tcPr>
+          <w:p>
+            <w:pPr>
+              <w:spacing w:before="0" w:after="0" w:line="240" w:lineRule="auto"/>
+            </w:pPr>
+            <w:r>
+              <w:rPr>
+                <w:sz w:val="16"/>
+              </w:rPr>
+              <w:t>Unerwünschter Energiefluss zwischen Primär- und Zweitspeicher. ZEC reduziert gegenläufige Ziele, sofern aktuelle und belastbare Messdaten vorliegen.</w:t>
+            </w:r>
+          </w:p>
+        </w:tc>
+      </w:tr>
+      <w:tr>
+        <w:trPr>
+          <w:cantSplit/>
+        </w:trPr>
+        <w:tc>
+          <w:tcPr>
+            <w:tcW w:type="dxa" w:w="2665"/>
+            <w:vAlign w:val="top"/>
+          </w:tcPr>
+          <w:p>
+            <w:pPr>
+              <w:spacing w:before="0" w:after="0" w:line="240" w:lineRule="auto"/>
+            </w:pPr>
+            <w:r>
+              <w:rPr>
+                <w:b/>
+                <w:sz w:val="16"/>
+              </w:rPr>
+              <w:t>Delta</w:t>
+            </w:r>
+          </w:p>
+        </w:tc>
+        <w:tc>
+          <w:tcPr>
+            <w:tcW w:type="dxa" w:w="6520"/>
+            <w:vAlign w:val="top"/>
+          </w:tcPr>
+          <w:p>
+            <w:pPr>
+              <w:spacing w:before="0" w:after="0" w:line="240" w:lineRule="auto"/>
+            </w:pPr>
+            <w:r>
+              <w:rPr>
+                <w:sz w:val="16"/>
+              </w:rPr>
+              <w:t>Zusätzlicher Leistungsanteil bzw. Änderung gegenüber einem bereits bestehenden Zustand. Ein Delta ist nicht automatisch ein absoluter Gerätesollwert.</w:t>
+            </w:r>
+          </w:p>
+        </w:tc>
+      </w:tr>
+      <w:tr>
+        <w:trPr>
+          <w:cantSplit/>
+        </w:trPr>
+        <w:tc>
+          <w:tcPr>
+            <w:tcW w:type="dxa" w:w="5213"/>
+          </w:tcPr>
+          <w:p>
+            <w:pPr>
+              <w:spacing w:before="0" w:after="0" w:line="240" w:lineRule="auto"/>
+            </w:pPr>
+            <w:r>
+              <w:rPr>
+                <w:sz w:val="16"/>
+              </w:rPr>
+              <w:t>Draft / Entwurf</w:t>
+            </w:r>
+          </w:p>
+        </w:tc>
+        <w:tc>
+          <w:tcPr>
+            <w:tcW w:type="dxa" w:w="5213"/>
+          </w:tcPr>
+          <w:p>
+            <w:pPr>
+              <w:spacing w:before="0" w:after="0" w:line="240" w:lineRule="auto"/>
+            </w:pPr>
+            <w:r>
+              <w:rPr>
+                <w:sz w:val="16"/>
+              </w:rPr>
+              <w:t>Noch nicht gespeicherter Bearbeitungsstand im Browser. Erst die Änderungsvorschau und die serverseitige Prüfung entscheiden, ob daraus eine gültige Konfiguration werden kann.</w:t>
+            </w:r>
+          </w:p>
+        </w:tc>
+      </w:tr>
+      <w:tr>
+        <w:trPr>
+          <w:cantSplit/>
+        </w:trPr>
+        <w:tc>
+          <w:tcPr>
+            <w:tcW w:type="dxa" w:w="5213"/>
+          </w:tcPr>
+          <w:p>
+            <w:pPr>
+              <w:spacing w:before="0" w:after="0" w:line="240" w:lineRule="auto"/>
+            </w:pPr>
+            <w:r>
+              <w:rPr>
+                <w:sz w:val="16"/>
+              </w:rPr>
+              <w:t>Fallback / Rückfallpfad</w:t>
+            </w:r>
+          </w:p>
+        </w:tc>
+        <w:tc>
+          <w:tcPr>
+            <w:tcW w:type="dxa" w:w="5213"/>
+          </w:tcPr>
+          <w:p>
+            <w:pPr>
+              <w:spacing w:before="0" w:after="0" w:line="240" w:lineRule="auto"/>
+            </w:pPr>
+            <w:r>
+              <w:rPr>
+                <w:sz w:val="16"/>
+              </w:rPr>
+              <w:t>Definierter Ersatzpfad, der nur genutzt wird, wenn die bevorzugte Quelle oder Funktion nicht verfügbar ist. Ein Fallback darf nicht mit dem normalen Primärpfad verwechselt werden.</w:t>
+            </w:r>
+          </w:p>
+        </w:tc>
+      </w:tr>
+      <w:tr>
+        <w:trPr>
+          <w:cantSplit/>
+        </w:trPr>
+        <w:tc>
+          <w:tcPr>
+            <w:tcW w:type="dxa" w:w="5213"/>
+          </w:tcPr>
+          <w:p>
+            <w:pPr>
+              <w:spacing w:before="0" w:after="0" w:line="240" w:lineRule="auto"/>
+            </w:pPr>
+            <w:r>
+              <w:rPr>
+                <w:sz w:val="16"/>
+              </w:rPr>
+              <w:t>First Install / Erstinstallation</w:t>
+            </w:r>
+          </w:p>
+        </w:tc>
+        <w:tc>
+          <w:tcPr>
+            <w:tcW w:type="dxa" w:w="5213"/>
+          </w:tcPr>
+          <w:p>
+            <w:pPr>
+              <w:spacing w:before="0" w:after="0" w:line="240" w:lineRule="auto"/>
+            </w:pPr>
+            <w:r>
+              <w:rPr>
+                <w:sz w:val="16"/>
+              </w:rPr>
+              <w:t>Zustand ohne gültige bestehende config.json. ZEC bleibt fail closed, bis die erforderlichen installationsabhängigen Werte geprüft und gespeichert wurden.</w:t>
+            </w:r>
+          </w:p>
+        </w:tc>
+      </w:tr>
+      <w:tr>
+        <w:trPr>
+          <w:cantSplit/>
+        </w:trPr>
+        <w:tc>
+          <w:tcPr>
+            <w:tcW w:type="dxa" w:w="2665"/>
+            <w:vAlign w:val="top"/>
+          </w:tcPr>
+          <w:p>
+            <w:pPr>
+              <w:spacing w:before="0" w:after="0" w:line="240" w:lineRule="auto"/>
+            </w:pPr>
+            <w:r>
+              <w:rPr>
+                <w:b/>
+                <w:sz w:val="16"/>
+              </w:rPr>
+              <w:t>Freigabebedingung (Eligibility)</w:t>
+            </w:r>
+          </w:p>
+        </w:tc>
+        <w:tc>
+          <w:tcPr>
+            <w:tcW w:type="dxa" w:w="6520"/>
+            <w:vAlign w:val="top"/>
+          </w:tcPr>
+          <w:p>
+            <w:pPr>
+              <w:spacing w:before="0" w:after="0" w:line="240" w:lineRule="auto"/>
+            </w:pPr>
+            <w:r>
+              <w:rPr>
+                <w:sz w:val="16"/>
+              </w:rPr>
+              <w:t>Voraussetzung, die erfüllt sein muss, bevor ein Regelzweig eintreten darf. Beispiel: High-SOC-Harvest benötigt passenden SOC, Export und Zeitbedingungen.</w:t>
+            </w:r>
+          </w:p>
+        </w:tc>
+      </w:tr>
+      <w:tr>
+        <w:trPr>
+          <w:cantSplit/>
+        </w:trPr>
+        <w:tc>
+          <w:tcPr>
+            <w:tcW w:type="dxa" w:w="2665"/>
+            <w:vAlign w:val="top"/>
+          </w:tcPr>
+          <w:p>
+            <w:pPr>
+              <w:spacing w:before="0" w:after="0" w:line="240" w:lineRule="auto"/>
+            </w:pPr>
+            <w:r>
+              <w:rPr>
+                <w:b/>
+                <w:sz w:val="16"/>
+              </w:rPr>
+              <w:t>Full-SOC / Full-or-Idle</w:t>
+            </w:r>
+          </w:p>
+        </w:tc>
+        <w:tc>
+          <w:tcPr>
+            <w:tcW w:type="dxa" w:w="6520"/>
+            <w:vAlign w:val="top"/>
+          </w:tcPr>
+          <w:p>
+            <w:pPr>
+              <w:spacing w:before="0" w:after="0" w:line="240" w:lineRule="auto"/>
+            </w:pPr>
+            <w:r>
+              <w:rPr>
+                <w:sz w:val="16"/>
+              </w:rPr>
+              <w:t>Harvest-Zustand, in dem der Primärspeicher als voll oder nicht weiter ladend behandelt wird. Er ist vom globalen Zendure-MAX-SOC zu unterscheiden.</w:t>
+            </w:r>
+          </w:p>
+        </w:tc>
+      </w:tr>
+      <w:tr>
+        <w:trPr>
+          <w:cantSplit/>
+        </w:trPr>
+        <w:tc>
+          <w:tcPr>
+            <w:tcW w:type="dxa" w:w="5213"/>
+          </w:tcPr>
+          <w:p>
+            <w:pPr>
+              <w:spacing w:before="0" w:after="0" w:line="240" w:lineRule="auto"/>
+            </w:pPr>
+            <w:r>
+              <w:rPr>
+                <w:sz w:val="16"/>
+              </w:rPr>
+              <w:t>Gain / Reglerverstärkung</w:t>
+            </w:r>
+          </w:p>
+        </w:tc>
+        <w:tc>
+          <w:tcPr>
+            <w:tcW w:type="dxa" w:w="5213"/>
+          </w:tcPr>
+          <w:p>
+            <w:pPr>
+              <w:spacing w:before="0" w:after="0" w:line="240" w:lineRule="auto"/>
+            </w:pPr>
+            <w:r>
+              <w:rPr>
+                <w:sz w:val="16"/>
+              </w:rPr>
+              <w:t>Faktor, der bestimmt, wie stark die AUTO-Regelung auf eine gemessene Netzabweichung reagiert. Ein höherer Gain reagiert stärker, kann aber unruhiger werden.</w:t>
+            </w:r>
+          </w:p>
+        </w:tc>
+      </w:tr>
+      <w:tr>
+        <w:trPr>
+          <w:cantSplit/>
+        </w:trPr>
+        <w:tc>
+          <w:tcPr>
+            <w:tcW w:type="dxa" w:w="2665"/>
+            <w:vAlign w:val="top"/>
+          </w:tcPr>
+          <w:p>
+            <w:pPr>
+              <w:spacing w:before="0" w:after="0" w:line="240" w:lineRule="auto"/>
+            </w:pPr>
+            <w:r>
+              <w:rPr>
+                <w:b/>
+                <w:sz w:val="16"/>
+              </w:rPr>
+              <w:t>High-SOC-Harvest</w:t>
+            </w:r>
+          </w:p>
+        </w:tc>
+        <w:tc>
+          <w:tcPr>
+            <w:tcW w:type="dxa" w:w="6520"/>
+            <w:vAlign w:val="top"/>
+          </w:tcPr>
+          <w:p>
+            <w:pPr>
+              <w:spacing w:before="0" w:after="0" w:line="240" w:lineRule="auto"/>
+            </w:pPr>
+            <w:r>
+              <w:rPr>
+                <w:sz w:val="16"/>
+              </w:rPr>
+              <w:t>Harvest-Zweig für einen bereits hohen SOC des Primärspeichers. Eintritt, Austritt, Exportbedingung, Bestätigungszeit und Tagesprofil wirken zusammen.</w:t>
+            </w:r>
+          </w:p>
+        </w:tc>
+      </w:tr>
+      <w:tr>
+        <w:trPr>
+          <w:cantSplit/>
+        </w:trPr>
+        <w:tc>
+          <w:tcPr>
+            <w:tcW w:type="dxa" w:w="2665"/>
+            <w:vAlign w:val="top"/>
+          </w:tcPr>
+          <w:p>
+            <w:pPr>
+              <w:spacing w:before="0" w:after="0" w:line="240" w:lineRule="auto"/>
+            </w:pPr>
+            <w:r>
+              <w:rPr>
+                <w:b/>
+                <w:sz w:val="16"/>
+              </w:rPr>
+              <w:t>Hold / Haltezeit</w:t>
+            </w:r>
+          </w:p>
+        </w:tc>
+        <w:tc>
+          <w:tcPr>
+            <w:tcW w:type="dxa" w:w="6520"/>
+            <w:vAlign w:val="top"/>
+          </w:tcPr>
+          <w:p>
+            <w:pPr>
+              <w:spacing w:before="0" w:after="0" w:line="240" w:lineRule="auto"/>
+            </w:pPr>
+            <w:r>
+              <w:rPr>
+                <w:sz w:val="16"/>
+              </w:rPr>
+              <w:t>Ein bereits aktiver Zustand darf für eine begrenzte Zeit weiterbestehen, obwohl eine Freigabebedingung kurzzeitig wegfällt. Harte Schutz-/Exitbedingungen bleiben übergeordnet.</w:t>
+            </w:r>
+          </w:p>
+        </w:tc>
+      </w:tr>
+      <w:tr>
+        <w:trPr>
+          <w:cantSplit/>
+        </w:trPr>
+        <w:tc>
+          <w:tcPr>
+            <w:tcW w:type="dxa" w:w="2665"/>
+            <w:vAlign w:val="top"/>
+          </w:tcPr>
+          <w:p>
+            <w:pPr>
+              <w:spacing w:before="0" w:after="0" w:line="240" w:lineRule="auto"/>
+            </w:pPr>
+            <w:r>
+              <w:rPr>
+                <w:b/>
+                <w:sz w:val="16"/>
+              </w:rPr>
+              <w:t>Hysterese</w:t>
+            </w:r>
+          </w:p>
+        </w:tc>
+        <w:tc>
+          <w:tcPr>
+            <w:tcW w:type="dxa" w:w="6520"/>
+            <w:vAlign w:val="top"/>
+          </w:tcPr>
+          <w:p>
+            <w:pPr>
+              <w:spacing w:before="0" w:after="0" w:line="240" w:lineRule="auto"/>
+            </w:pPr>
+            <w:r>
+              <w:rPr>
+                <w:sz w:val="16"/>
+              </w:rPr>
+              <w:t>Getrennte Ein- und Austrittsschwellen. Dadurch wird verhindert, dass ein Zustand bei kleinen Messwertschwankungen ständig ein- und ausgeschaltet wird.</w:t>
+            </w:r>
+          </w:p>
+        </w:tc>
+      </w:tr>
+      <w:tr>
+        <w:trPr>
+          <w:cantSplit/>
+        </w:trPr>
+        <w:tc>
+          <w:tcPr>
+            <w:tcW w:type="dxa" w:w="2665"/>
+            <w:vAlign w:val="top"/>
+          </w:tcPr>
+          <w:p>
+            <w:pPr>
+              <w:spacing w:before="0" w:after="0" w:line="240" w:lineRule="auto"/>
+            </w:pPr>
+            <w:r>
+              <w:rPr>
+                <w:b/>
+                <w:sz w:val="16"/>
+              </w:rPr>
+              <w:t>Last-Good</w:t>
+            </w:r>
+          </w:p>
+        </w:tc>
+        <w:tc>
+          <w:tcPr>
+            <w:tcW w:type="dxa" w:w="6520"/>
+            <w:vAlign w:val="top"/>
+          </w:tcPr>
+          <w:p>
+            <w:pPr>
+              <w:spacing w:before="0" w:after="0" w:line="240" w:lineRule="auto"/>
+            </w:pPr>
+            <w:r>
+              <w:rPr>
+                <w:sz w:val="16"/>
+              </w:rPr>
+              <w:t>Zuletzt vollständig validierter Konfigurationsstand im geschützten A/B-Recovery-Speicher.</w:t>
+            </w:r>
+          </w:p>
+        </w:tc>
+      </w:tr>
+      <w:tr>
+        <w:trPr>
+          <w:cantSplit/>
+        </w:trPr>
+        <w:tc>
+          <w:tcPr>
+            <w:tcW w:type="dxa" w:w="5213"/>
+          </w:tcPr>
+          <w:p>
+            <w:pPr>
+              <w:spacing w:before="0" w:after="0" w:line="240" w:lineRule="auto"/>
+            </w:pPr>
+            <w:r>
+              <w:rPr>
+                <w:sz w:val="16"/>
+              </w:rPr>
+              <w:t>Logging / Protokollierung</w:t>
+            </w:r>
+          </w:p>
+        </w:tc>
+        <w:tc>
+          <w:tcPr>
+            <w:tcW w:type="dxa" w:w="5213"/>
+          </w:tcPr>
+          <w:p>
+            <w:pPr>
+              <w:spacing w:before="0" w:after="0" w:line="240" w:lineRule="auto"/>
+            </w:pPr>
+            <w:r>
+              <w:rPr>
+                <w:sz w:val="16"/>
+              </w:rPr>
+              <w:t>Aufzeichnung von Mess-, Diagnose- oder Betriebsdaten. Logging ist nachgelagert und darf den eigentlichen Regelzyklus nicht blockieren.</w:t>
+            </w:r>
+          </w:p>
+        </w:tc>
+      </w:tr>
+      <w:tr>
+        <w:trPr>
+          <w:cantSplit/>
+        </w:trPr>
+        <w:tc>
+          <w:tcPr>
+            <w:tcW w:type="dxa" w:w="2665"/>
+            <w:vAlign w:val="top"/>
+          </w:tcPr>
+          <w:p>
+            <w:pPr>
+              <w:spacing w:before="0" w:after="0" w:line="240" w:lineRule="auto"/>
+            </w:pPr>
+            <w:r>
+              <w:rPr>
+                <w:b/>
+                <w:sz w:val="16"/>
+              </w:rPr>
+              <w:t>Neutralisierung</w:t>
+            </w:r>
+          </w:p>
+        </w:tc>
+        <w:tc>
+          <w:tcPr>
+            <w:tcW w:type="dxa" w:w="6520"/>
+            <w:vAlign w:val="top"/>
+          </w:tcPr>
+          <w:p>
+            <w:pPr>
+              <w:spacing w:before="0" w:after="0" w:line="240" w:lineRule="auto"/>
+            </w:pPr>
+            <w:r>
+              <w:rPr>
+                <w:sz w:val="16"/>
+              </w:rPr>
+              <w:t>Aktives Setzen des Leistungsziels auf 0 W. ZEC behandelt 0 W als echtes sicherheitsrelevantes Kommando, dessen Wirkung überprüft werden muss.</w:t>
+            </w:r>
+          </w:p>
+        </w:tc>
+      </w:tr>
+      <w:tr>
+        <w:trPr>
+          <w:cantSplit/>
+        </w:trPr>
+        <w:tc>
+          <w:tcPr>
+            <w:tcW w:type="dxa" w:w="2665"/>
+            <w:vAlign w:val="top"/>
+          </w:tcPr>
+          <w:p>
+            <w:pPr>
+              <w:spacing w:before="0" w:after="0" w:line="240" w:lineRule="auto"/>
+            </w:pPr>
+            <w:r>
+              <w:rPr>
+                <w:b/>
+                <w:sz w:val="16"/>
+              </w:rPr>
+              <w:t>Override / Vorrangwert</w:t>
+            </w:r>
+          </w:p>
+        </w:tc>
+        <w:tc>
+          <w:tcPr>
+            <w:tcW w:type="dxa" w:w="6520"/>
+            <w:vAlign w:val="top"/>
+          </w:tcPr>
+          <w:p>
+            <w:pPr>
+              <w:spacing w:before="0" w:after="0" w:line="240" w:lineRule="auto"/>
+            </w:pPr>
+            <w:r>
+              <w:rPr>
+                <w:sz w:val="16"/>
+              </w:rPr>
+              <w:t>Ein expliziter Wert ersetzt in einer definierten Beziehung einen automatisch oder aus einem Verhältnis berechneten Wert. Beispiel: positiver Harvest-W-Wert ersetzt den zugehörigen Ratio-Wert.</w:t>
+            </w:r>
+          </w:p>
+        </w:tc>
+      </w:tr>
+      <w:tr>
+        <w:trPr>
+          <w:cantSplit/>
+        </w:trPr>
+        <w:tc>
+          <w:tcPr>
+            <w:tcW w:type="dxa" w:w="5213"/>
+          </w:tcPr>
+          <w:p>
+            <w:pPr>
+              <w:spacing w:before="0" w:after="0" w:line="240" w:lineRule="auto"/>
+            </w:pPr>
+            <w:r>
+              <w:rPr>
+                <w:sz w:val="16"/>
+              </w:rPr>
+              <w:t>Polling / Abfrageintervall</w:t>
+            </w:r>
+          </w:p>
+        </w:tc>
+        <w:tc>
+          <w:tcPr>
+            <w:tcW w:type="dxa" w:w="5213"/>
+          </w:tcPr>
+          <w:p>
+            <w:pPr>
+              <w:spacing w:before="0" w:after="0" w:line="240" w:lineRule="auto"/>
+            </w:pPr>
+            <w:r>
+              <w:rPr>
+                <w:sz w:val="16"/>
+              </w:rPr>
+              <w:t>Zeitabstand zwischen wiederkehrenden Abfragen einer Datenquelle. Kürzer ist nicht automatisch besser und kann unnötige Last erzeugen.</w:t>
+            </w:r>
+          </w:p>
+        </w:tc>
+      </w:tr>
+      <w:tr>
+        <w:trPr>
+          <w:cantSplit/>
+        </w:trPr>
+        <w:tc>
+          <w:tcPr>
+            <w:tcW w:type="dxa" w:w="5213"/>
+          </w:tcPr>
+          <w:p>
+            <w:pPr>
+              <w:spacing w:before="0" w:after="0" w:line="240" w:lineRule="auto"/>
+            </w:pPr>
+            <w:r>
+              <w:rPr>
+                <w:sz w:val="16"/>
+              </w:rPr>
+              <w:t>Preview / Änderungsvorschau</w:t>
+            </w:r>
+          </w:p>
+        </w:tc>
+        <w:tc>
+          <w:tcPr>
+            <w:tcW w:type="dxa" w:w="5213"/>
+          </w:tcPr>
+          <w:p>
+            <w:pPr>
+              <w:spacing w:before="0" w:after="0" w:line="240" w:lineRule="auto"/>
+            </w:pPr>
+            <w:r>
+              <w:rPr>
+                <w:sz w:val="16"/>
+              </w:rPr>
+              <w:t>Serverseitig geprüfte Vorschau der geplanten Settings-Änderungen vor dem eigentlichen Speichern. Blockierende Fehler verhindern den Commit.</w:t>
+            </w:r>
+          </w:p>
+        </w:tc>
+      </w:tr>
+      <w:tr>
+        <w:trPr>
+          <w:cantSplit/>
+        </w:trPr>
+        <w:tc>
+          <w:tcPr>
+            <w:tcW w:type="dxa" w:w="2665"/>
+            <w:vAlign w:val="top"/>
+          </w:tcPr>
+          <w:p>
+            <w:pPr>
+              <w:spacing w:before="0" w:after="0" w:line="240" w:lineRule="auto"/>
+            </w:pPr>
+            <w:r>
+              <w:rPr>
+                <w:b/>
+                <w:sz w:val="16"/>
+              </w:rPr>
+              <w:t>Produktdefault</w:t>
+            </w:r>
+          </w:p>
+        </w:tc>
+        <w:tc>
+          <w:tcPr>
+            <w:tcW w:type="dxa" w:w="6520"/>
+            <w:vAlign w:val="top"/>
+          </w:tcPr>
+          <w:p>
+            <w:pPr>
+              <w:spacing w:before="0" w:after="0" w:line="240" w:lineRule="auto"/>
+            </w:pPr>
+            <w:r>
+              <w:rPr>
+                <w:sz w:val="16"/>
+              </w:rPr>
+              <w:t>Allgemeiner, getesteter technischer Standardwert, der unabhängig von einer einzelnen Haus- oder Hardwarekonfiguration sinnvoll ist.</w:t>
+            </w:r>
+          </w:p>
+        </w:tc>
+      </w:tr>
+      <w:tr>
+        <w:trPr>
+          <w:cantSplit/>
+        </w:trPr>
+        <w:tc>
+          <w:tcPr>
+            <w:tcW w:type="dxa" w:w="2665"/>
+            <w:vAlign w:val="top"/>
+          </w:tcPr>
+          <w:p>
+            <w:pPr>
+              <w:spacing w:before="0" w:after="0" w:line="240" w:lineRule="auto"/>
+            </w:pPr>
+            <w:r>
+              <w:rPr>
+                <w:b/>
+                <w:sz w:val="16"/>
+              </w:rPr>
+              <w:t>Profilwert</w:t>
+            </w:r>
+          </w:p>
+        </w:tc>
+        <w:tc>
+          <w:tcPr>
+            <w:tcW w:type="dxa" w:w="6520"/>
+            <w:vAlign w:val="top"/>
+          </w:tcPr>
+          <w:p>
+            <w:pPr>
+              <w:spacing w:before="0" w:after="0" w:line="240" w:lineRule="auto"/>
+            </w:pPr>
+            <w:r>
+              <w:rPr>
+                <w:sz w:val="16"/>
+              </w:rPr>
+              <w:t>Wert, der nur innerhalb einer bewusst gewählten Strategie oder eines Profils zusammen mit anderen Profilwerten sinnvoll ist.</w:t>
+            </w:r>
+          </w:p>
+        </w:tc>
+      </w:tr>
+      <w:tr>
+        <w:trPr>
+          <w:cantSplit/>
+        </w:trPr>
+        <w:tc>
+          <w:tcPr>
+            <w:tcW w:type="dxa" w:w="2665"/>
+            <w:vAlign w:val="top"/>
+          </w:tcPr>
+          <w:p>
+            <w:pPr>
+              <w:spacing w:before="0" w:after="0" w:line="240" w:lineRule="auto"/>
+            </w:pPr>
+            <w:r>
+              <w:rPr>
+                <w:b/>
+                <w:sz w:val="16"/>
+              </w:rPr>
+              <w:t>Publish</w:t>
+            </w:r>
+          </w:p>
+        </w:tc>
+        <w:tc>
+          <w:tcPr>
+            <w:tcW w:type="dxa" w:w="6520"/>
+            <w:vAlign w:val="top"/>
+          </w:tcPr>
+          <w:p>
+            <w:pPr>
+              <w:spacing w:before="0" w:after="0" w:line="240" w:lineRule="auto"/>
+            </w:pPr>
+            <w:r>
+              <w:rPr>
+                <w:sz w:val="16"/>
+              </w:rPr>
+              <w:t>Lokaler MQTT-Versandversuch. Ein erfolgreicher Publish beweist noch nicht, dass das Gerät das Kommando empfangen oder physisch umgesetzt hat.</w:t>
+            </w:r>
+          </w:p>
+        </w:tc>
+      </w:tr>
+      <w:tr>
+        <w:trPr>
+          <w:cantSplit/>
+        </w:trPr>
+        <w:tc>
+          <w:tcPr>
+            <w:tcW w:type="dxa" w:w="2665"/>
+            <w:vAlign w:val="top"/>
+          </w:tcPr>
+          <w:p>
+            <w:pPr>
+              <w:spacing w:before="0" w:after="0" w:line="240" w:lineRule="auto"/>
+            </w:pPr>
+            <w:r>
+              <w:rPr>
+                <w:b/>
+                <w:sz w:val="16"/>
+              </w:rPr>
+              <w:t>Readback</w:t>
+            </w:r>
+          </w:p>
+        </w:tc>
+        <w:tc>
+          <w:tcPr>
+            <w:tcW w:type="dxa" w:w="6520"/>
+            <w:vAlign w:val="top"/>
+          </w:tcPr>
+          <w:p>
+            <w:pPr>
+              <w:spacing w:before="0" w:after="0" w:line="240" w:lineRule="auto"/>
+            </w:pPr>
+            <w:r>
+              <w:rPr>
+                <w:sz w:val="16"/>
+              </w:rPr>
+              <w:t>Vom Gerät zurückgelesener Zustand. Er wird verwendet, um Sollzustand und tatsächlich gemeldeten Gerätezustand zu vergleichen.</w:t>
+            </w:r>
+          </w:p>
+        </w:tc>
+      </w:tr>
+      <w:tr>
+        <w:trPr>
+          <w:cantSplit/>
+        </w:trPr>
+        <w:tc>
+          <w:tcPr>
+            <w:tcW w:type="dxa" w:w="2665"/>
+            <w:vAlign w:val="top"/>
+          </w:tcPr>
+          <w:p>
+            <w:pPr>
+              <w:spacing w:before="0" w:after="0" w:line="240" w:lineRule="auto"/>
+            </w:pPr>
+            <w:r>
+              <w:rPr>
+                <w:b/>
+                <w:sz w:val="16"/>
+              </w:rPr>
+              <w:t>Recovery / Wiederherstellung</w:t>
+            </w:r>
+          </w:p>
+        </w:tc>
+        <w:tc>
+          <w:tcPr>
+            <w:tcW w:type="dxa" w:w="6520"/>
+            <w:vAlign w:val="top"/>
+          </w:tcPr>
+          <w:p>
+            <w:pPr>
+              <w:spacing w:before="0" w:after="0" w:line="240" w:lineRule="auto"/>
+            </w:pPr>
+            <w:r>
+              <w:rPr>
+                <w:sz w:val="16"/>
+              </w:rPr>
+              <w:t>Gezielter Pfad nach einem bestätigten Fehler oder einer Nichtwirkung, um wieder einen konsistenten und wirksamen Zustand herzustellen.</w:t>
+            </w:r>
+          </w:p>
+        </w:tc>
+      </w:tr>
+      <w:tr>
+        <w:trPr>
+          <w:cantSplit/>
+        </w:trPr>
+        <w:tc>
+          <w:tcPr>
+            <w:tcW w:type="dxa" w:w="2665"/>
+            <w:vAlign w:val="top"/>
+          </w:tcPr>
+          <w:p>
+            <w:pPr>
+              <w:spacing w:before="0" w:after="0" w:line="240" w:lineRule="auto"/>
+            </w:pPr>
+            <w:r>
+              <w:rPr>
+                <w:b/>
+                <w:sz w:val="16"/>
+              </w:rPr>
+              <w:t>Resync / erneuter Zustandsabgleich</w:t>
+            </w:r>
+          </w:p>
+        </w:tc>
+        <w:tc>
+          <w:tcPr>
+            <w:tcW w:type="dxa" w:w="6520"/>
+            <w:vAlign w:val="top"/>
+          </w:tcPr>
+          <w:p>
+            <w:pPr>
+              <w:spacing w:before="0" w:after="0" w:line="240" w:lineRule="auto"/>
+            </w:pPr>
+            <w:r>
+              <w:rPr>
+                <w:sz w:val="16"/>
+              </w:rPr>
+              <w:t>Vollständiges erneutes Senden bzw. Abgleichen des erforderlichen Gerätezustands, z. B. smartMode, AC-Modus und beide Leistungsgrenzen.</w:t>
+            </w:r>
+          </w:p>
+        </w:tc>
+      </w:tr>
+      <w:tr>
+        <w:trPr>
+          <w:cantSplit/>
+        </w:trPr>
+        <w:tc>
+          <w:tcPr>
+            <w:tcW w:type="dxa" w:w="5213"/>
+          </w:tcPr>
+          <w:p>
+            <w:pPr>
+              <w:spacing w:before="0" w:after="0" w:line="240" w:lineRule="auto"/>
+            </w:pPr>
+            <w:r>
+              <w:rPr>
+                <w:sz w:val="16"/>
+              </w:rPr>
+              <w:t>Runtime / Laufzeit</w:t>
+            </w:r>
+          </w:p>
+        </w:tc>
+        <w:tc>
+          <w:tcPr>
+            <w:tcW w:type="dxa" w:w="5213"/>
+          </w:tcPr>
+          <w:p>
+            <w:pPr>
+              <w:spacing w:before="0" w:after="0" w:line="240" w:lineRule="auto"/>
+            </w:pPr>
+            <w:r>
+              <w:rPr>
+                <w:sz w:val="16"/>
+              </w:rPr>
+              <w:t>Der aktuell laufende Zustand des Controllers im Gegensatz zu gespeicherter Konfiguration, Buildzeit oder historischen Daten.</w:t>
+            </w:r>
+          </w:p>
+        </w:tc>
+      </w:tr>
+      <w:tr>
+        <w:trPr>
+          <w:cantSplit/>
+        </w:trPr>
+        <w:tc>
+          <w:tcPr>
+            <w:tcW w:type="dxa" w:w="2665"/>
+            <w:vAlign w:val="top"/>
+          </w:tcPr>
+          <w:p>
+            <w:pPr>
+              <w:spacing w:before="0" w:after="0" w:line="240" w:lineRule="auto"/>
+            </w:pPr>
+            <w:r>
+              <w:rPr>
+                <w:b/>
+                <w:sz w:val="16"/>
+              </w:rPr>
+              <w:t>Safe-State</w:t>
+            </w:r>
+          </w:p>
+        </w:tc>
+        <w:tc>
+          <w:tcPr>
+            <w:tcW w:type="dxa" w:w="6520"/>
+            <w:vAlign w:val="top"/>
+          </w:tcPr>
+          <w:p>
+            <w:pPr>
+              <w:spacing w:before="0" w:after="0" w:line="240" w:lineRule="auto"/>
+            </w:pPr>
+            <w:r>
+              <w:rPr>
+                <w:sz w:val="16"/>
+              </w:rPr>
+              <w:t>Sicherer Betriebszustand bei echten Daten-, Command-, Integrations- oder Laufzeitfehlern. Normale SOC-Grenzen sind nicht automatisch ein Safe-State.</w:t>
+            </w:r>
+          </w:p>
+        </w:tc>
+      </w:tr>
+      <w:tr>
+        <w:trPr>
+          <w:cantSplit/>
+        </w:trPr>
+        <w:tc>
+          <w:tcPr>
+            <w:tcW w:type="dxa" w:w="2665"/>
+            <w:vAlign w:val="top"/>
+          </w:tcPr>
+          <w:p>
+            <w:pPr>
+              <w:spacing w:before="0" w:after="0" w:line="240" w:lineRule="auto"/>
+            </w:pPr>
+            <w:r>
+              <w:rPr>
+                <w:b/>
+                <w:sz w:val="16"/>
+              </w:rPr>
+              <w:t>Serverseitige Validierungsregel</w:t>
+            </w:r>
+          </w:p>
+        </w:tc>
+        <w:tc>
+          <w:tcPr>
+            <w:tcW w:type="dxa" w:w="6520"/>
+            <w:vAlign w:val="top"/>
+          </w:tcPr>
+          <w:p>
+            <w:pPr>
+              <w:spacing w:before="0" w:after="0" w:line="240" w:lineRule="auto"/>
+            </w:pPr>
+            <w:r>
+              <w:rPr>
+                <w:sz w:val="16"/>
+              </w:rPr>
+              <w:t>Prüfung auf dem ZEC-Server, die auch dann gilt, wenn der Browser bereits eine lokale Plausibilitätsprüfung durchgeführt hat.</w:t>
+            </w:r>
+          </w:p>
+        </w:tc>
+      </w:tr>
+      <w:tr>
+        <w:trPr>
+          <w:cantSplit/>
+        </w:trPr>
+        <w:tc>
+          <w:tcPr>
+            <w:tcW w:type="dxa" w:w="2665"/>
+            <w:vAlign w:val="top"/>
+          </w:tcPr>
+          <w:p>
+            <w:pPr>
+              <w:spacing w:before="0" w:after="0" w:line="240" w:lineRule="auto"/>
+            </w:pPr>
+            <w:r>
+              <w:rPr>
+                <w:b/>
+                <w:sz w:val="16"/>
+              </w:rPr>
+              <w:t>SettingsRegistry</w:t>
+            </w:r>
+          </w:p>
+        </w:tc>
+        <w:tc>
+          <w:tcPr>
+            <w:tcW w:type="dxa" w:w="6520"/>
+            <w:vAlign w:val="top"/>
+          </w:tcPr>
+          <w:p>
+            <w:pPr>
+              <w:spacing w:before="0" w:after="0" w:line="240" w:lineRule="auto"/>
+            </w:pPr>
+            <w:r>
+              <w:rPr>
+                <w:sz w:val="16"/>
+              </w:rPr>
+              <w:t>Interner Einstellungskatalog von ZEC. Er beschreibt Typ, Bereich, Default-/Reset-Semantik, Sichtbarkeit, Wirksamkeit, Validierung und Hilfemetadaten. Er hat nichts mit der Windows-Registry zu tun.</w:t>
+            </w:r>
+          </w:p>
+        </w:tc>
+      </w:tr>
+      <w:tr>
+        <w:trPr>
+          <w:cantSplit/>
+        </w:trPr>
+        <w:tc>
+          <w:tcPr>
+            <w:tcW w:type="dxa" w:w="2665"/>
+            <w:vAlign w:val="top"/>
+          </w:tcPr>
+          <w:p>
+            <w:pPr>
+              <w:spacing w:before="0" w:after="0" w:line="240" w:lineRule="auto"/>
+            </w:pPr>
+            <w:r>
+              <w:rPr>
+                <w:b/>
+                <w:sz w:val="16"/>
+              </w:rPr>
+              <w:t>Sicherer Ausgangswert (Sentinel)</w:t>
+            </w:r>
+          </w:p>
+        </w:tc>
+        <w:tc>
+          <w:tcPr>
+            <w:tcW w:type="dxa" w:w="6520"/>
+            <w:vAlign w:val="top"/>
+          </w:tcPr>
+          <w:p>
+            <w:pPr>
+              <w:spacing w:before="0" w:after="0" w:line="240" w:lineRule="auto"/>
+            </w:pPr>
+            <w:r>
+              <w:rPr>
+                <w:sz w:val="16"/>
+              </w:rPr>
+              <w:t>Neutraler oder deaktivierter Startwert, der keine Betriebswertempfehlung darstellt. Beispiel: 0 W für einen noch nicht konfigurierten festen Leistungsmodus.</w:t>
+            </w:r>
+          </w:p>
+        </w:tc>
+      </w:tr>
+      <w:tr>
+        <w:trPr>
+          <w:cantSplit/>
+        </w:trPr>
+        <w:tc>
+          <w:tcPr>
+            <w:tcW w:type="dxa" w:w="5213"/>
+          </w:tcPr>
+          <w:p>
+            <w:pPr>
+              <w:spacing w:before="0" w:after="0" w:line="240" w:lineRule="auto"/>
+            </w:pPr>
+            <w:r>
+              <w:rPr>
+                <w:sz w:val="16"/>
+              </w:rPr>
+              <w:t>Smoothing / Glättung</w:t>
+            </w:r>
+          </w:p>
+        </w:tc>
+        <w:tc>
+          <w:tcPr>
+            <w:tcW w:type="dxa" w:w="5213"/>
+          </w:tcPr>
+          <w:p>
+            <w:pPr>
+              <w:spacing w:before="0" w:after="0" w:line="240" w:lineRule="auto"/>
+            </w:pPr>
+            <w:r>
+              <w:rPr>
+                <w:sz w:val="16"/>
+              </w:rPr>
+              <w:t>Gewichtung, mit der neue Mess- oder Sollwerte geglättet werden. Stärkere Glättung reduziert Sprünge, macht Reaktionen aber typischerweise träger.</w:t>
+            </w:r>
+          </w:p>
+        </w:tc>
+      </w:tr>
+      <w:tr>
+        <w:trPr>
+          <w:cantSplit/>
+        </w:trPr>
+        <w:tc>
+          <w:tcPr>
+            <w:tcW w:type="dxa" w:w="2665"/>
+            <w:vAlign w:val="top"/>
+          </w:tcPr>
+          <w:p>
+            <w:pPr>
+              <w:spacing w:before="0" w:after="0" w:line="240" w:lineRule="auto"/>
+            </w:pPr>
+            <w:r>
+              <w:rPr>
+                <w:b/>
+                <w:sz w:val="16"/>
+              </w:rPr>
+              <w:t>Sollwerttracking</w:t>
+            </w:r>
+          </w:p>
+        </w:tc>
+        <w:tc>
+          <w:tcPr>
+            <w:tcW w:type="dxa" w:w="6520"/>
+            <w:vAlign w:val="top"/>
+          </w:tcPr>
+          <w:p>
+            <w:pPr>
+              <w:spacing w:before="0" w:after="0" w:line="240" w:lineRule="auto"/>
+            </w:pPr>
+            <w:r>
+              <w:rPr>
+                <w:sz w:val="16"/>
+              </w:rPr>
+              <w:t>Prüfung, ob die physische Istleistung den angeforderten Sollwert innerhalb der definierten absoluten oder relativen Toleranz plausibel verfolgt.</w:t>
+            </w:r>
+          </w:p>
+        </w:tc>
+      </w:tr>
+      <w:tr>
+        <w:trPr>
+          <w:cantSplit/>
+        </w:trPr>
+        <w:tc>
+          <w:tcPr>
+            <w:tcW w:type="dxa" w:w="2665"/>
+            <w:vAlign w:val="top"/>
+          </w:tcPr>
+          <w:p>
+            <w:pPr>
+              <w:spacing w:before="0" w:after="0" w:line="240" w:lineRule="auto"/>
+            </w:pPr>
+            <w:r>
+              <w:rPr>
+                <w:b/>
+                <w:sz w:val="16"/>
+              </w:rPr>
+              <w:t>Stale / veraltet</w:t>
+            </w:r>
+          </w:p>
+        </w:tc>
+        <w:tc>
+          <w:tcPr>
+            <w:tcW w:type="dxa" w:w="6520"/>
+            <w:vAlign w:val="top"/>
+          </w:tcPr>
+          <w:p>
+            <w:pPr>
+              <w:spacing w:before="0" w:after="0" w:line="240" w:lineRule="auto"/>
+            </w:pPr>
+            <w:r>
+              <w:rPr>
+                <w:sz w:val="16"/>
+              </w:rPr>
+              <w:t>Technischer Status für Daten, deren zulässiges Datenalter überschritten ist. In der normalen UI wird dafür bevorzugt „veraltet“ oder „nicht mehr aktuell“ verwendet.</w:t>
+            </w:r>
+          </w:p>
+        </w:tc>
+      </w:tr>
+      <w:tr>
+        <w:trPr>
+          <w:cantSplit/>
+        </w:trPr>
+        <w:tc>
+          <w:tcPr>
+            <w:tcW w:type="dxa" w:w="5213"/>
+          </w:tcPr>
+          <w:p>
+            <w:pPr>
+              <w:spacing w:before="0" w:after="0" w:line="240" w:lineRule="auto"/>
+            </w:pPr>
+            <w:r>
+              <w:rPr>
+                <w:sz w:val="16"/>
+              </w:rPr>
+              <w:t>Step / Stellschritt</w:t>
+            </w:r>
+          </w:p>
+        </w:tc>
+        <w:tc>
+          <w:tcPr>
+            <w:tcW w:type="dxa" w:w="5213"/>
+          </w:tcPr>
+          <w:p>
+            <w:pPr>
+              <w:spacing w:before="0" w:after="0" w:line="240" w:lineRule="auto"/>
+            </w:pPr>
+            <w:r>
+              <w:rPr>
+                <w:sz w:val="16"/>
+              </w:rPr>
+              <w:t>Maximale Änderung des Leistungsziels pro Regelschritt. Er begrenzt abrupte Sollwertsprünge.</w:t>
+            </w:r>
+          </w:p>
+        </w:tc>
+      </w:tr>
+      <w:tr>
+        <w:trPr>
+          <w:cantSplit/>
+        </w:trPr>
+        <w:tc>
+          <w:tcPr>
+            <w:tcW w:type="dxa" w:w="5213"/>
+          </w:tcPr>
+          <w:p>
+            <w:pPr>
+              <w:spacing w:before="0" w:after="0" w:line="240" w:lineRule="auto"/>
+            </w:pPr>
+            <w:r>
+              <w:rPr>
+                <w:sz w:val="16"/>
+              </w:rPr>
+              <w:t>Timeout / Zeitlimit</w:t>
+            </w:r>
+          </w:p>
+        </w:tc>
+        <w:tc>
+          <w:tcPr>
+            <w:tcW w:type="dxa" w:w="5213"/>
+          </w:tcPr>
+          <w:p>
+            <w:pPr>
+              <w:spacing w:before="0" w:after="0" w:line="240" w:lineRule="auto"/>
+            </w:pPr>
+            <w:r>
+              <w:rPr>
+                <w:sz w:val="16"/>
+              </w:rPr>
+              <w:t>Maximal zulässige Warte- oder Altersdauer für eine Operation bzw. Datenquelle. Nach Ablauf gilt die definierte Fehler- oder Rückfallbehandlung.</w:t>
+            </w:r>
+          </w:p>
+        </w:tc>
+      </w:tr>
+      <w:tr>
+        <w:trPr>
+          <w:cantSplit/>
+        </w:trPr>
+        <w:tc>
+          <w:tcPr>
+            <w:tcW w:type="dxa" w:w="2665"/>
+            <w:vAlign w:val="top"/>
+          </w:tcPr>
+          <w:p>
+            <w:pPr>
+              <w:spacing w:before="0" w:after="0" w:line="240" w:lineRule="auto"/>
+            </w:pPr>
+            <w:r>
+              <w:rPr>
+                <w:b/>
+                <w:sz w:val="16"/>
+              </w:rPr>
+              <w:t>Totzone / Deadband</w:t>
+            </w:r>
+          </w:p>
+        </w:tc>
+        <w:tc>
+          <w:tcPr>
+            <w:tcW w:type="dxa" w:w="6520"/>
+            <w:vAlign w:val="top"/>
+          </w:tcPr>
+          <w:p>
+            <w:pPr>
+              <w:spacing w:before="0" w:after="0" w:line="240" w:lineRule="auto"/>
+            </w:pPr>
+            <w:r>
+              <w:rPr>
+                <w:sz w:val="16"/>
+              </w:rPr>
+              <w:t>Bereich um 0 W Netzleistung, in dem die normale AUTO-Regelung keine unnötige Nachregelung anstrebt.</w:t>
+            </w:r>
+          </w:p>
+        </w:tc>
+      </w:tr>
+      <w:tr>
+        <w:trPr>
+          <w:cantSplit/>
+        </w:trPr>
+        <w:tc>
+          <w:tcPr>
+            <w:tcW w:type="dxa" w:w="2665"/>
+            <w:vAlign w:val="top"/>
+          </w:tcPr>
+          <w:p>
+            <w:pPr>
+              <w:spacing w:before="0" w:after="0" w:line="240" w:lineRule="auto"/>
+            </w:pPr>
+            <w:r>
+              <w:rPr>
+                <w:b/>
+                <w:sz w:val="16"/>
+              </w:rPr>
+              <w:t>Vollständige 0-W-Zustandsneutralisierung</w:t>
+            </w:r>
+          </w:p>
+        </w:tc>
+        <w:tc>
+          <w:tcPr>
+            <w:tcW w:type="dxa" w:w="6520"/>
+            <w:vAlign w:val="top"/>
+          </w:tcPr>
+          <w:p>
+            <w:pPr>
+              <w:spacing w:before="0" w:after="0" w:line="240" w:lineRule="auto"/>
+            </w:pPr>
+            <w:r>
+              <w:rPr>
+                <w:sz w:val="16"/>
+              </w:rPr>
+              <w:t>Erneuter konsistenter Geräteabgleich für einen 0-W-Zustand: AC-Modus sowie Lade- und Entladelimits werden gemeinsam in den sicheren Zustand gebracht.</w:t>
+            </w:r>
+          </w:p>
+        </w:tc>
+      </w:tr>
+      <w:tr>
+        <w:trPr>
+          <w:cantSplit/>
+        </w:trPr>
+        <w:tc>
+          <w:tcPr>
+            <w:tcW w:type="dxa" w:w="2665"/>
+            <w:vAlign w:val="top"/>
+          </w:tcPr>
+          <w:p>
+            <w:pPr>
+              <w:spacing w:before="0" w:after="0" w:line="240" w:lineRule="auto"/>
+            </w:pPr>
+            <w:r>
+              <w:rPr>
+                <w:b/>
+                <w:sz w:val="16"/>
+              </w:rPr>
+              <w:t>Wirksamkeitsart</w:t>
+            </w:r>
+          </w:p>
+        </w:tc>
+        <w:tc>
+          <w:tcPr>
+            <w:tcW w:type="dxa" w:w="6520"/>
+            <w:vAlign w:val="top"/>
+          </w:tcPr>
+          <w:p>
+            <w:pPr>
+              <w:spacing w:before="0" w:after="0" w:line="240" w:lineRule="auto"/>
+            </w:pPr>
+            <w:r>
+              <w:rPr>
+                <w:sz w:val="16"/>
+              </w:rPr>
+              <w:t>Beschreibt, wann eine gespeicherte Einstellung wirkt: z. B. im nächsten Regelzyklus, nach einem Listener-Neustart oder erst nach einem Dienstneustart.</w:t>
+            </w:r>
+          </w:p>
+        </w:tc>
+      </w:tr>
+      <w:tr>
+        <w:trPr>
+          <w:cantSplit/>
+        </w:trPr>
+        <w:tc>
+          <w:tcPr>
+            <w:tcW w:type="dxa" w:w="5213"/>
+          </w:tcPr>
+          <w:p>
+            <w:pPr>
+              <w:spacing w:before="0" w:after="0" w:line="240" w:lineRule="auto"/>
+            </w:pPr>
+            <w:r>
+              <w:rPr>
+                <w:sz w:val="16"/>
+              </w:rPr>
+              <w:t>Worker / Hintergrundprozess</w:t>
+            </w:r>
+          </w:p>
+        </w:tc>
+        <w:tc>
+          <w:tcPr>
+            <w:tcW w:type="dxa" w:w="5213"/>
+          </w:tcPr>
+          <w:p>
+            <w:pPr>
+              <w:spacing w:before="0" w:after="0" w:line="240" w:lineRule="auto"/>
+            </w:pPr>
+            <w:r>
+              <w:rPr>
+                <w:sz w:val="16"/>
+              </w:rPr>
+              <w:t>Vom Haupt-Regelzyklus entkoppelte Hintergrundarbeit, z. B. für die lokale Zendure-API. Sie soll den synchronen Regeldurchlauf nicht blockieren.</w:t>
+            </w:r>
+          </w:p>
+        </w:tc>
+      </w:tr>
+    </w:tbl>
     <w:sectPr>
       <w:footerReference w:type="default" r:id="rId9"/>
+      <w:headerReference w:type="default" r:id="rId10"/>
       <w:pgSz w:w="12240" w:h="15840"/>
       <w:pgMar w:top="737" w:right="907" w:bottom="737" w:left="907" w:header="720" w:footer="720" w:gutter="0"/>
       <w:cols w:space="720"/>
@@ -2118,7 +3881,7 @@
       <w:rPr>
         <w:sz w:val="16"/>
       </w:rPr>
-      <w:t xml:space="preserve">Zendure Energy Controller · Benutzerhandbuch V12.12.0 · Seite </w:t>
+      <w:t xml:space="preserve">Zendure Energy Controller · Benutzerhandbuch V12.12.1 · Seite </w:t>
     </w:r>
     <w:fldSimple w:instr="PAGE">
       <w:r>
@@ -2127,6 +3890,16 @@
     </w:fldSimple>
   </w:p>
 </w:ftr>
+</file>
+
+<file path=word/header1.xml><?xml version="1.0" encoding="utf-8"?>
+<w:hdr xmlns:m="http://schemas.openxmlformats.org/officeDocument/2006/math" xmlns:mc="http://schemas.openxmlformats.org/markup-compatibility/2006" xmlns:mo="http://schemas.microsoft.com/office/mac/office/2008/main" xmlns:mv="urn:schemas-microsoft-com:mac:vml" xmlns:o="urn:schemas-microsoft-com:office:office" xmlns:r="http://schemas.openxmlformats.org/officeDocument/2006/relationships" xmlns:v="urn:schemas-microsoft-com:vml" xmlns:w10="urn:schemas-microsoft-com:office:word" xmlns:w14="http://schemas.microsoft.com/office/word/2010/wordml" xmlns:w="http://schemas.openxmlformats.org/wordprocessingml/2006/main" xmlns:wne="http://schemas.microsoft.com/office/word/2006/wordml" xmlns:wp14="http://schemas.microsoft.com/office/word/2010/wordprocessingDrawing" xmlns:wp="http://schemas.openxmlformats.org/drawingml/2006/wordprocessingDrawing" xmlns:wpc="http://schemas.microsoft.com/office/word/2010/wordprocessingCanvas" xmlns:wpg="http://schemas.microsoft.com/office/word/2010/wordprocessingGroup" xmlns:wpi="http://schemas.microsoft.com/office/word/2010/wordprocessingInk" xmlns:wps="http://schemas.microsoft.com/office/word/2010/wordprocessingShape" mc:Ignorable="w14 wp14">
+  <w:p>
+    <w:pPr>
+      <w:pStyle w:val="Header"/>
+    </w:pPr>
+  </w:p>
+</w:hdr>
 </file>
 
 <file path=word/numbering.xml><?xml version="1.0" encoding="utf-8"?>

--- a/docs/Zendure_Energy_Controller_Handbuch.docx
+++ b/docs/Zendure_Energy_Controller_Handbuch.docx
@@ -31,7 +31,7 @@
         <w:jc w:val="center"/>
       </w:pPr>
       <w:r>
-        <w:t>Benutzerhandbuch V12.12.1</w:t>
+        <w:t>Benutzerhandbuch V12.13.0</w:t>
       </w:r>
     </w:p>
     <w:p>
@@ -40,7 +40,7 @@
         <w:jc w:val="center"/>
       </w:pPr>
       <w:r>
-        <w:t>Settings-Hilfe &amp; geführte Konfiguration · Qualitätskorrektur · Stand 10.08.2026</w:t>
+        <w:t>Measurement V4-only · Settings-Hilfe &amp; geführte Konfiguration · Stand 11.08.2026</w:t>
       </w:r>
     </w:p>
     <w:p>
@@ -135,7 +135,7 @@
         <w:spacing w:after="30" w:line="240" w:lineRule="auto"/>
       </w:pPr>
       <w:r>
-        <w:t>Measurement V4 ist das produktive Messschema; historische V3-Kompatibilität ist kein aktiver Produktivvertrag.</w:t>
+        <w:t>Measurement V4 ist das einzige produktive Messschema. Historische V3-Dateien werden ausschließlich offline und lesend durch kompatible Analyse-, Replay- oder Importwerkzeuge verarbeitet; ein V3-Produktivwriter oder Runtime-Fallback existiert nicht.</w:t>
       </w:r>
     </w:p>
     <w:p>
@@ -1819,7 +1819,16 @@
         <w:spacing w:after="30" w:line="240" w:lineRule="auto"/>
       </w:pPr>
       <w:r>
-        <w:t>ZEC-MEASUREMENT-V4 ist die produktive Messgrundlage. Die aktive Schemaauswahl ist V4; historische V3-Kompatibilität ist ein separater Legacy-Pfad.</w:t>
+        <w:t>ZEC-MEASUREMENT-V4 ist die einzige produktive Messgrundlage. Die Runtime schreibt ausschließlich V4. Historische V3-Dateien bleiben nur für Offline-Analyse, Replay und Import lesbar; sie können den produktiven Writer nicht auswählen.</w:t>
+      </w:r>
+    </w:p>
+    <w:p>
+      <w:pPr>
+        <w:pStyle w:val="ListBullet"/>
+        <w:spacing w:after="30" w:line="240" w:lineRule="auto"/>
+      </w:pPr>
+      <w:r>
+        <w:t>Der CSV-Export des Tagesgraphs verwendet den eigenständigen Vertrag ZEC-GRAPH-EXPORT-V1. Er ist kein Measurement-V4-Analysepaket und besitzt deshalb bewusst keine Measurement-V4-Schemaidentität.</w:t>
       </w:r>
     </w:p>
     <w:p>
@@ -3861,6 +3870,8 @@
     <w:sectPr>
       <w:footerReference w:type="default" r:id="rId9"/>
       <w:headerReference w:type="default" r:id="rId10"/>
+      <w:footerReference w:type="first" r:id="rId11"/>
+      <w:footerReference w:type="even" r:id="rId12"/>
       <w:pgSz w:w="12240" w:h="15840"/>
       <w:pgMar w:top="737" w:right="907" w:bottom="737" w:left="907" w:header="720" w:footer="720" w:gutter="0"/>
       <w:cols w:space="720"/>
@@ -3881,13 +3892,33 @@
       <w:rPr>
         <w:sz w:val="16"/>
       </w:rPr>
-      <w:t xml:space="preserve">Zendure Energy Controller · Benutzerhandbuch V12.12.1 · Seite </w:t>
+      <w:t xml:space="preserve">Zendure Energy Controller · Benutzerhandbuch V12.13.0 · Seite </w:t>
     </w:r>
     <w:fldSimple w:instr="PAGE">
       <w:r>
         <w:t>1</w:t>
       </w:r>
     </w:fldSimple>
+  </w:p>
+</w:ftr>
+</file>
+
+<file path=word/footer2.xml><?xml version="1.0" encoding="utf-8"?>
+<w:ftr xmlns:m="http://schemas.openxmlformats.org/officeDocument/2006/math" xmlns:mc="http://schemas.openxmlformats.org/markup-compatibility/2006" xmlns:mo="http://schemas.microsoft.com/office/mac/office/2008/main" xmlns:mv="urn:schemas-microsoft-com:mac:vml" xmlns:o="urn:schemas-microsoft-com:office:office" xmlns:r="http://schemas.openxmlformats.org/officeDocument/2006/relationships" xmlns:v="urn:schemas-microsoft-com:vml" xmlns:w10="urn:schemas-microsoft-com:office:word" xmlns:w14="http://schemas.microsoft.com/office/word/2010/wordml" xmlns:w="http://schemas.openxmlformats.org/wordprocessingml/2006/main" xmlns:wne="http://schemas.microsoft.com/office/word/2006/wordml" xmlns:wp14="http://schemas.microsoft.com/office/word/2010/wordprocessingDrawing" xmlns:wp="http://schemas.openxmlformats.org/drawingml/2006/wordprocessingDrawing" xmlns:wpc="http://schemas.microsoft.com/office/word/2010/wordprocessingCanvas" xmlns:wpg="http://schemas.microsoft.com/office/word/2010/wordprocessingGroup" xmlns:wpi="http://schemas.microsoft.com/office/word/2010/wordprocessingInk" xmlns:wps="http://schemas.microsoft.com/office/word/2010/wordprocessingShape" mc:Ignorable="w14 wp14">
+  <w:p>
+    <w:pPr>
+      <w:pStyle w:val="Footer"/>
+    </w:pPr>
+  </w:p>
+</w:ftr>
+</file>
+
+<file path=word/footer3.xml><?xml version="1.0" encoding="utf-8"?>
+<w:ftr xmlns:m="http://schemas.openxmlformats.org/officeDocument/2006/math" xmlns:mc="http://schemas.openxmlformats.org/markup-compatibility/2006" xmlns:mo="http://schemas.microsoft.com/office/mac/office/2008/main" xmlns:mv="urn:schemas-microsoft-com:mac:vml" xmlns:o="urn:schemas-microsoft-com:office:office" xmlns:r="http://schemas.openxmlformats.org/officeDocument/2006/relationships" xmlns:v="urn:schemas-microsoft-com:vml" xmlns:w10="urn:schemas-microsoft-com:office:word" xmlns:w14="http://schemas.microsoft.com/office/word/2010/wordml" xmlns:w="http://schemas.openxmlformats.org/wordprocessingml/2006/main" xmlns:wne="http://schemas.microsoft.com/office/word/2006/wordml" xmlns:wp14="http://schemas.microsoft.com/office/word/2010/wordprocessingDrawing" xmlns:wp="http://schemas.openxmlformats.org/drawingml/2006/wordprocessingDrawing" xmlns:wpc="http://schemas.microsoft.com/office/word/2010/wordprocessingCanvas" xmlns:wpg="http://schemas.microsoft.com/office/word/2010/wordprocessingGroup" xmlns:wpi="http://schemas.microsoft.com/office/word/2010/wordprocessingInk" xmlns:wps="http://schemas.microsoft.com/office/word/2010/wordprocessingShape" mc:Ignorable="w14 wp14">
+  <w:p>
+    <w:pPr>
+      <w:pStyle w:val="Footer"/>
+    </w:pPr>
   </w:p>
 </w:ftr>
 </file>

--- a/docs/Zendure_Energy_Controller_Handbuch.docx
+++ b/docs/Zendure_Energy_Controller_Handbuch.docx
@@ -31,7 +31,7 @@
         <w:jc w:val="center"/>
       </w:pPr>
       <w:r>
-        <w:t>Benutzerhandbuch V12.13.0</w:t>
+        <w:t>Benutzerhandbuch V13.0.0</w:t>
       </w:r>
     </w:p>
     <w:p>
@@ -40,7 +40,7 @@
         <w:jc w:val="center"/>
       </w:pPr>
       <w:r>
-        <w:t>Measurement V4-only · Settings-Hilfe &amp; geführte Konfiguration · Stand 11.08.2026</w:t>
+        <w:t>Konfigurationsstände · Import/Export · historische SOC-Graph-Overlays · Measurement V4-only · Stand 11.08.2026</w:t>
       </w:r>
     </w:p>
     <w:p>
@@ -3867,11 +3867,442 @@
         </w:tc>
       </w:tr>
     </w:tbl>
+    <w:p>
+      <w:r>
+        <w:br w:type="page"/>
+      </w:r>
+    </w:p>
+    <w:p>
+      <w:pPr>
+        <w:pStyle w:val="Heading1"/>
+      </w:pPr>
+      <w:r>
+        <w:t>15. Konfigurationsstände, Import und Export</w:t>
+      </w:r>
+    </w:p>
+    <w:p>
+      <w:pPr>
+        <w:pStyle w:val="Heading2"/>
+      </w:pPr>
+      <w:r>
+        <w:t>Konfigurationsstand</w:t>
+      </w:r>
+    </w:p>
+    <w:p>
+      <w:pPr>
+        <w:pStyle w:val="ListBullet"/>
+      </w:pPr>
+      <w:r>
+        <w:t>Ein benannter Konfigurationsstand ist eine gespeicherte, beschriebene Momentaufnahme eines ausgewählten Settings-Scope. Er ist weder ein direkter Runtime-Befehl noch ein Last-Good-Recoveryslot.</w:t>
+      </w:r>
+    </w:p>
+    <w:p>
+      <w:pPr>
+        <w:pStyle w:val="ListBullet"/>
+      </w:pPr>
+      <w:r>
+        <w:t>Speichern und Laden sind getrennte Vorgänge. Das Laden eines Standes aktiviert ihn niemals sofort, sondern erzeugt zuerst eine serverseitig validierte Änderungsvorschau mit Diff.</w:t>
+      </w:r>
+    </w:p>
+    <w:p>
+      <w:pPr>
+        <w:pStyle w:val="ListBullet"/>
+      </w:pPr>
+      <w:r>
+        <w:t>Name und Beschreibung dienen der Benutzerorganisation; technisch wird ein Stand über eine nicht vom Dateinamen abgeleitete interne State-ID verwaltet.</w:t>
+      </w:r>
+    </w:p>
+    <w:p>
+      <w:pPr>
+        <w:pStyle w:val="Heading2"/>
+      </w:pPr>
+      <w:r>
+        <w:t>Stand, Export und Last-Good sind verschiedene Dinge</w:t>
+      </w:r>
+    </w:p>
+    <w:p>
+      <w:pPr>
+        <w:pStyle w:val="ListBullet"/>
+      </w:pPr>
+      <w:r>
+        <w:t>Konfigurationsstand: benannte lokale Arbeits-/Sicherungsversion für den Benutzer.</w:t>
+      </w:r>
+    </w:p>
+    <w:p>
+      <w:pPr>
+        <w:pStyle w:val="ListBullet"/>
+      </w:pPr>
+      <w:r>
+        <w:t>Export: transportierbares ZEC-CONFIG-BUNDLE zur Sicherung oder kontrollierten Übertragung auf ein anderes ZEC-System.</w:t>
+      </w:r>
+    </w:p>
+    <w:p>
+      <w:pPr>
+        <w:pStyle w:val="ListBullet"/>
+      </w:pPr>
+      <w:r>
+        <w:t>Last-Good: ausschließlich systeminterner A/B-Recoverystore. Ein Konfigurationsstand oder Import wird niemals selbst zum Recoverycandidate. Last-Good-Promotion erfolgt weiterhin erst nach dem bestehenden Stable-Ready-/Eligibility-Vertrag.</w:t>
+      </w:r>
+    </w:p>
+    <w:p>
+      <w:pPr>
+        <w:pStyle w:val="Heading2"/>
+      </w:pPr>
+      <w:r>
+        <w:t>Scope</w:t>
+      </w:r>
+    </w:p>
+    <w:p>
+      <w:pPr>
+        <w:pStyle w:val="ListBullet"/>
+      </w:pPr>
+      <w:r>
+        <w:t>Ein Scope beschreibt, welche Settings der Stand oder Export fachlich umfasst. Vollständiger Scope, Kategorien, ausgewählte Keys und das teilbare Regelprofil sind getrennte Varianten.</w:t>
+      </w:r>
+    </w:p>
+    <w:p>
+      <w:pPr>
+        <w:pStyle w:val="ListBullet"/>
+      </w:pPr>
+      <w:r>
+        <w:t>Geerbte Defaults bleiben geerbt. Wenn sich ein Default zwischen Quelle und Ziel geändert hat, zeigt die Preview diese Abweichung ausdrücklich an, statt den alten Default still als neuen expliziten Wert zu speichern.</w:t>
+      </w:r>
+    </w:p>
+    <w:p>
+      <w:pPr>
+        <w:pStyle w:val="ListBullet"/>
+      </w:pPr>
+      <w:r>
+        <w:t>Unbekannte Quellschlüssel werden nicht still übernommen. Bereits vorhandene unbekannte Zielschlüssel bleiben beim Whole-File-Commit erhalten.</w:t>
+      </w:r>
+    </w:p>
+    <w:p>
+      <w:pPr>
+        <w:pStyle w:val="Heading2"/>
+      </w:pPr>
+      <w:r>
+        <w:t>Preview, Diff und Commit</w:t>
+      </w:r>
+    </w:p>
+    <w:p>
+      <w:pPr>
+        <w:pStyle w:val="ListBullet"/>
+      </w:pPr>
+      <w:r>
+        <w:t>Jeder Load- oder Importpfad läuft über dieselbe serverseitige Pipeline: Kompatibilitätsprüfung → Migration → vollständige Validation → Diff → erforderliche Bestätigungen → revisionsgebundene CAS-Prüfung → atomischer Commit.</w:t>
+      </w:r>
+    </w:p>
+    <w:p>
+      <w:pPr>
+        <w:pStyle w:val="ListBullet"/>
+      </w:pPr>
+      <w:r>
+        <w:t>Die Browser-Preview ist keine Persistenz. Erst der ausdrücklich bestätigte Commit verändert config.json.</w:t>
+      </w:r>
+    </w:p>
+    <w:p>
+      <w:pPr>
+        <w:pStyle w:val="ListBullet"/>
+      </w:pPr>
+      <w:r>
+        <w:t>Nach dem atomischen Write wird die Datei exakt erneut gelesen. Bei einer Abweichung stellt ZEC die zuvor per CAS gelesenen Originalbytes wieder her. Schlägt auch diese Rückprüfung fehl, wird der Configzustand fail closed behandelt.</w:t>
+      </w:r>
+    </w:p>
+    <w:p>
+      <w:pPr>
+        <w:pStyle w:val="Heading2"/>
+      </w:pPr>
+      <w:r>
+        <w:t>configured, effective und pending_restart</w:t>
+      </w:r>
+    </w:p>
+    <w:p>
+      <w:pPr>
+        <w:pStyle w:val="ListBullet"/>
+      </w:pPr>
+      <w:r>
+        <w:t>configured ist der persistierte Nutzerstand.</w:t>
+      </w:r>
+    </w:p>
+    <w:p>
+      <w:pPr>
+        <w:pStyle w:val="ListBullet"/>
+      </w:pPr>
+      <w:r>
+        <w:t>effective ist der tatsächlich laufende Wert.</w:t>
+      </w:r>
+    </w:p>
+    <w:p>
+      <w:pPr>
+        <w:pStyle w:val="ListBullet"/>
+      </w:pPr>
+      <w:r>
+        <w:t>pending_restart zeigt, dass ein konfigurierter Restart-Parameter erst nach einem Dienstneustart wirksam wird. Stand-Load und Import umgehen diese Semantik nicht.</w:t>
+      </w:r>
+    </w:p>
+    <w:p>
+      <w:pPr>
+        <w:pStyle w:val="Heading2"/>
+      </w:pPr>
+      <w:r>
+        <w:t>Secrets</w:t>
+      </w:r>
+    </w:p>
+    <w:p>
+      <w:pPr>
+        <w:pStyle w:val="ListBullet"/>
+      </w:pPr>
+      <w:r>
+        <w:t>Benannte lokale Stände und normale Exporte enthalten standardmäßig keinen Secret-Klartext.</w:t>
+      </w:r>
+    </w:p>
+    <w:p>
+      <w:pPr>
+        <w:pStyle w:val="ListBullet"/>
+      </w:pPr>
+      <w:r>
+        <w:t>Ein Klartextexport von Secrets ist nur im Expertenmodus und nach separater ausdrücklicher Bestätigung vorgesehen.</w:t>
+      </w:r>
+    </w:p>
+    <w:p>
+      <w:pPr>
+        <w:pStyle w:val="ListBullet"/>
+      </w:pPr>
+      <w:r>
+        <w:t>Beim Import ist keep der Standard. replace und clear sind explizite Expert-Entscheidungen; clear verlangt zusätzlich eine Commit-Bestätigung.</w:t>
+      </w:r>
+    </w:p>
+    <w:p>
+      <w:pPr>
+        <w:pStyle w:val="ListBullet"/>
+      </w:pPr>
+      <w:r>
+        <w:t>Preview, Diff, Audit und API-Antworten geben Secret-Klartexte nicht zurück.</w:t>
+      </w:r>
+    </w:p>
+    <w:p>
+      <w:pPr>
+        <w:pStyle w:val="Heading2"/>
+      </w:pPr>
+      <w:r>
+        <w:t>Vollständiger Export und teilbares Regelprofil</w:t>
+      </w:r>
+    </w:p>
+    <w:p>
+      <w:pPr>
+        <w:pStyle w:val="ListBullet"/>
+      </w:pPr>
+      <w:r>
+        <w:t>Der vollständige Export dient der Sicherung oder kontrollierten Migration einer konkreten Installation und kann daher auch anlagen- oder standortspezifische Werte enthalten.</w:t>
+      </w:r>
+    </w:p>
+    <w:p>
+      <w:pPr>
+        <w:pStyle w:val="ListBullet"/>
+      </w:pPr>
+      <w:r>
+        <w:t>Das teilbare Regelprofil ist für den Austausch einer funktionierenden Reglerabstimmung zwischen ZEC-Systemen gedacht. Es enthält ausschließlich Settings, die die Registry ausdrücklich als portable_profile klassifiziert.</w:t>
+      </w:r>
+    </w:p>
+    <w:p>
+      <w:pPr>
+        <w:pStyle w:val="ListBullet"/>
+      </w:pPr>
+      <w:r>
+        <w:t>Lokale Pfade, Runtime-/Hostparameter, Secrets sowie standort- oder anlagenspezifische Werte werden nicht automatisch in ein teilbares Regelprofil aufgenommen.</w:t>
+      </w:r>
+    </w:p>
+    <w:p>
+      <w:pPr>
+        <w:pStyle w:val="ListBullet"/>
+      </w:pPr>
+      <w:r>
+        <w:t>Auch ein teilbares Regelprofil wird auf dem Zielsystem vollständig migriert, validiert und als Diff angezeigt. „Portabel“ bedeutet nicht „ungeprüft passend für jede Anlage“.</w:t>
+      </w:r>
+    </w:p>
+    <w:p>
+      <w:pPr>
+        <w:pStyle w:val="Heading2"/>
+      </w:pPr>
+      <w:r>
+        <w:t>Integrität, Authentizität und Legacy-Import</w:t>
+      </w:r>
+    </w:p>
+    <w:p>
+      <w:pPr>
+        <w:pStyle w:val="ListBullet"/>
+      </w:pPr>
+      <w:r>
+        <w:t>ZEC-CONFIG-BUNDLE verwendet kanonisches JSON und SHA-256 zur Integritätsprüfung. Der Hash erkennt Veränderungen, beweist aber weder Urheber noch vertrauenswürdige Herkunft des Bundles.</w:t>
+      </w:r>
+    </w:p>
+    <w:p>
+      <w:pPr>
+        <w:pStyle w:val="ListBullet"/>
+      </w:pPr>
+      <w:r>
+        <w:t>Unbekannte Registry-/Schema-Abweichungen werden ohne ausdrücklich implementierten Migrationsvertrag abgewiesen.</w:t>
+      </w:r>
+    </w:p>
+    <w:p>
+      <w:pPr>
+        <w:pStyle w:val="ListBullet"/>
+      </w:pPr>
+      <w:r>
+        <w:t>Eine historische rohe config.json kann im Expertenmodus kontrolliert importiert werden. Auch dieser Pfad führt ausschließlich über Migration, Preview, Validation, CAS und atomischen Commit.</w:t>
+      </w:r>
+    </w:p>
+    <w:p>
+      <w:pPr>
+        <w:pStyle w:val="Heading2"/>
+      </w:pPr>
+      <w:r>
+        <w:t>Rollback und Recovery</w:t>
+      </w:r>
+    </w:p>
+    <w:p>
+      <w:pPr>
+        <w:pStyle w:val="ListBullet"/>
+      </w:pPr>
+      <w:r>
+        <w:t>Ein Import- oder Loadfehler darf Last-Good-Metadaten nicht reparieren, umschreiben oder als Ersatzpfad missbrauchen.</w:t>
+      </w:r>
+    </w:p>
+    <w:p>
+      <w:pPr>
+        <w:pStyle w:val="ListBullet"/>
+      </w:pPr>
+      <w:r>
+        <w:t>Ein erfolgreich geschriebener neuer Configstand wird erst nach den bestehenden Readiness-/Stabilitätsbedingungen für eine spätere Last-Good-Promotion eligible.</w:t>
+      </w:r>
+    </w:p>
+    <w:p>
+      <w:pPr>
+        <w:pStyle w:val="ListBullet"/>
+      </w:pPr>
+      <w:r>
+        <w:t>Bei Revision-, Source-State- oder State-Revision-Konflikten wird der Commit abgebrochen; ZEC wendet keine veraltete Preview still an.</w:t>
+      </w:r>
+    </w:p>
+    <w:p>
+      <w:pPr>
+        <w:pStyle w:val="Heading1"/>
+      </w:pPr>
+      <w:r>
+        <w:t>16. Historische SOC-Graph-Overlays</w:t>
+      </w:r>
+    </w:p>
+    <w:p>
+      <w:pPr>
+        <w:pStyle w:val="Heading2"/>
+      </w:pPr>
+      <w:r>
+        <w:t>Historische Wahrheit statt heutiger Rückprojektion</w:t>
+      </w:r>
+    </w:p>
+    <w:p>
+      <w:pPr>
+        <w:pStyle w:val="ListBullet"/>
+      </w:pPr>
+      <w:r>
+        <w:t>Der SOC-Tagesgraph trennt historische Messpunkte von den Konfigurations-Overlays für Min-SOC, Max-SOC, Nachtreserve und Nachtfenster.</w:t>
+      </w:r>
+    </w:p>
+    <w:p>
+      <w:pPr>
+        <w:pStyle w:val="ListBullet"/>
+      </w:pPr>
+      <w:r>
+        <w:t>Für vergangene Zeiträume werden die damals wirksamen Werte verwendet. Eine heutige Änderung von zum Beispiel 21:30 auf 23:00 verschiebt deshalb nicht rückwirkend das Nachtfenster eines Graphen von gestern oder letzter Woche.</w:t>
+      </w:r>
+    </w:p>
+    <w:p>
+      <w:pPr>
+        <w:pStyle w:val="ListBullet"/>
+      </w:pPr>
+      <w:r>
+        <w:t>Ändert sich eine relevante Config innerhalb eines Tages, wird der Tag in zeitlich passende Overlaysegmente geteilt.</w:t>
+      </w:r>
+    </w:p>
+    <w:p>
+      <w:pPr>
+        <w:pStyle w:val="Heading2"/>
+      </w:pPr>
+      <w:r>
+        <w:t>Technische Herkunft der historischen Config</w:t>
+      </w:r>
+    </w:p>
+    <w:p>
+      <w:pPr>
+        <w:pStyle w:val="ListBullet"/>
+      </w:pPr>
+      <w:r>
+        <w:t>Measurement V4 führt bereits den config_control_hash. Die zugehörigen Regelparameter werden in den vorhandenen Config-Snapshots abgelegt.</w:t>
+      </w:r>
+    </w:p>
+    <w:p>
+      <w:pPr>
+        <w:pStyle w:val="ListBullet"/>
+      </w:pPr>
+      <w:r>
+        <w:t>V13.0.0 erzeugt daraus eine kleine separate graph_config_timeline im SQLite-Graphstore. Das Measurement-V4-Schema und der Feldvertrag 246/249 bleiben unverändert.</w:t>
+      </w:r>
+    </w:p>
+    <w:p>
+      <w:pPr>
+        <w:pStyle w:val="ListBullet"/>
+      </w:pPr>
+      <w:r>
+        <w:t>Die Runtime ergänzt die Timeline nur bei einem echten Config-Hashwechsel; identische Messpunkte erzeugen keine zyklusweisen zusätzlichen Configeinträge.</w:t>
+      </w:r>
+    </w:p>
+    <w:p>
+      <w:pPr>
+        <w:pStyle w:val="Heading2"/>
+      </w:pPr>
+      <w:r>
+        <w:t>Einmaliger Backfill und fehlende Historie</w:t>
+      </w:r>
+    </w:p>
+    <w:p>
+      <w:pPr>
+        <w:pStyle w:val="ListBullet"/>
+      </w:pPr>
+      <w:r>
+        <w:t>Beim Upgrade auf V13.0.0 rekonstruiert ein einmaliger, idempotenter Backfill die Zeitachse aus vorhandenen Measurement-V4-Dateien und zec_config_snapshots.json. Danach erfolgt die Pflege automatisch inkrementell.</w:t>
+      </w:r>
+    </w:p>
+    <w:p>
+      <w:pPr>
+        <w:pStyle w:val="ListBullet"/>
+      </w:pPr>
+      <w:r>
+        <w:t>Der Backfill aktiviert keinen V3-Runtimepfad und verändert weder config.json noch Last-Good oder den Gerätezustand.</w:t>
+      </w:r>
+    </w:p>
+    <w:p>
+      <w:pPr>
+        <w:pStyle w:val="ListBullet"/>
+      </w:pPr>
+      <w:r>
+        <w:t>Fehlt zu einem historischen config_control_hash der passende Snapshot, wird der Abschnitt als „historische Konfiguration nicht verfügbar“ behandelt. ZEC setzt dort nicht ersatzweise die aktuelle Config ein.</w:t>
+      </w:r>
+    </w:p>
+    <w:p>
+      <w:pPr>
+        <w:pStyle w:val="ListBullet"/>
+      </w:pPr>
+      <w:r>
+        <w:t>Ein Backfillfehler ist ein Graph-Historienproblem und darf einen ansonsten gesunden Controller nicht unready machen oder einen Installationsrollback auslösen.</w:t>
+      </w:r>
+    </w:p>
     <w:sectPr>
       <w:footerReference w:type="default" r:id="rId9"/>
       <w:headerReference w:type="default" r:id="rId10"/>
       <w:footerReference w:type="first" r:id="rId11"/>
       <w:footerReference w:type="even" r:id="rId12"/>
+      <w:headerReference w:type="first" r:id="rId13"/>
+      <w:headerReference w:type="even" r:id="rId14"/>
       <w:pgSz w:w="12240" w:h="15840"/>
       <w:pgMar w:top="737" w:right="907" w:bottom="737" w:left="907" w:header="720" w:footer="720" w:gutter="0"/>
       <w:cols w:space="720"/>
@@ -3892,7 +4323,7 @@
       <w:rPr>
         <w:sz w:val="16"/>
       </w:rPr>
-      <w:t xml:space="preserve">Zendure Energy Controller · Benutzerhandbuch V12.13.0 · Seite </w:t>
+      <w:t xml:space="preserve">Zendure Energy Controller · Benutzerhandbuch V13.0.0 · Seite </w:t>
     </w:r>
     <w:fldSimple w:instr="PAGE">
       <w:r>
@@ -3924,6 +4355,26 @@
 </file>
 
 <file path=word/header1.xml><?xml version="1.0" encoding="utf-8"?>
+<w:hdr xmlns:m="http://schemas.openxmlformats.org/officeDocument/2006/math" xmlns:mc="http://schemas.openxmlformats.org/markup-compatibility/2006" xmlns:mo="http://schemas.microsoft.com/office/mac/office/2008/main" xmlns:mv="urn:schemas-microsoft-com:mac:vml" xmlns:o="urn:schemas-microsoft-com:office:office" xmlns:r="http://schemas.openxmlformats.org/officeDocument/2006/relationships" xmlns:v="urn:schemas-microsoft-com:vml" xmlns:w10="urn:schemas-microsoft-com:office:word" xmlns:w14="http://schemas.microsoft.com/office/word/2010/wordml" xmlns:w="http://schemas.openxmlformats.org/wordprocessingml/2006/main" xmlns:wne="http://schemas.microsoft.com/office/word/2006/wordml" xmlns:wp14="http://schemas.microsoft.com/office/word/2010/wordprocessingDrawing" xmlns:wp="http://schemas.openxmlformats.org/drawingml/2006/wordprocessingDrawing" xmlns:wpc="http://schemas.microsoft.com/office/word/2010/wordprocessingCanvas" xmlns:wpg="http://schemas.microsoft.com/office/word/2010/wordprocessingGroup" xmlns:wpi="http://schemas.microsoft.com/office/word/2010/wordprocessingInk" xmlns:wps="http://schemas.microsoft.com/office/word/2010/wordprocessingShape" mc:Ignorable="w14 wp14">
+  <w:p>
+    <w:pPr>
+      <w:pStyle w:val="Header"/>
+    </w:pPr>
+  </w:p>
+</w:hdr>
+</file>
+
+<file path=word/header2.xml><?xml version="1.0" encoding="utf-8"?>
+<w:hdr xmlns:m="http://schemas.openxmlformats.org/officeDocument/2006/math" xmlns:mc="http://schemas.openxmlformats.org/markup-compatibility/2006" xmlns:mo="http://schemas.microsoft.com/office/mac/office/2008/main" xmlns:mv="urn:schemas-microsoft-com:mac:vml" xmlns:o="urn:schemas-microsoft-com:office:office" xmlns:r="http://schemas.openxmlformats.org/officeDocument/2006/relationships" xmlns:v="urn:schemas-microsoft-com:vml" xmlns:w10="urn:schemas-microsoft-com:office:word" xmlns:w14="http://schemas.microsoft.com/office/word/2010/wordml" xmlns:w="http://schemas.openxmlformats.org/wordprocessingml/2006/main" xmlns:wne="http://schemas.microsoft.com/office/word/2006/wordml" xmlns:wp14="http://schemas.microsoft.com/office/word/2010/wordprocessingDrawing" xmlns:wp="http://schemas.openxmlformats.org/drawingml/2006/wordprocessingDrawing" xmlns:wpc="http://schemas.microsoft.com/office/word/2010/wordprocessingCanvas" xmlns:wpg="http://schemas.microsoft.com/office/word/2010/wordprocessingGroup" xmlns:wpi="http://schemas.microsoft.com/office/word/2010/wordprocessingInk" xmlns:wps="http://schemas.microsoft.com/office/word/2010/wordprocessingShape" mc:Ignorable="w14 wp14">
+  <w:p>
+    <w:pPr>
+      <w:pStyle w:val="Header"/>
+    </w:pPr>
+  </w:p>
+</w:hdr>
+</file>
+
+<file path=word/header3.xml><?xml version="1.0" encoding="utf-8"?>
 <w:hdr xmlns:m="http://schemas.openxmlformats.org/officeDocument/2006/math" xmlns:mc="http://schemas.openxmlformats.org/markup-compatibility/2006" xmlns:mo="http://schemas.microsoft.com/office/mac/office/2008/main" xmlns:mv="urn:schemas-microsoft-com:mac:vml" xmlns:o="urn:schemas-microsoft-com:office:office" xmlns:r="http://schemas.openxmlformats.org/officeDocument/2006/relationships" xmlns:v="urn:schemas-microsoft-com:vml" xmlns:w10="urn:schemas-microsoft-com:office:word" xmlns:w14="http://schemas.microsoft.com/office/word/2010/wordml" xmlns:w="http://schemas.openxmlformats.org/wordprocessingml/2006/main" xmlns:wne="http://schemas.microsoft.com/office/word/2006/wordml" xmlns:wp14="http://schemas.microsoft.com/office/word/2010/wordprocessingDrawing" xmlns:wp="http://schemas.openxmlformats.org/drawingml/2006/wordprocessingDrawing" xmlns:wpc="http://schemas.microsoft.com/office/word/2010/wordprocessingCanvas" xmlns:wpg="http://schemas.microsoft.com/office/word/2010/wordprocessingGroup" xmlns:wpi="http://schemas.microsoft.com/office/word/2010/wordprocessingInk" xmlns:wps="http://schemas.microsoft.com/office/word/2010/wordprocessingShape" mc:Ignorable="w14 wp14">
   <w:p>
     <w:pPr>

--- a/docs/Zendure_Energy_Controller_Handbuch.docx
+++ b/docs/Zendure_Energy_Controller_Handbuch.docx
@@ -31,7 +31,7 @@
         <w:jc w:val="center"/>
       </w:pPr>
       <w:r>
-        <w:t>Benutzerhandbuch V13.0.0</w:t>
+        <w:t>Benutzerhandbuch V13.0.2</w:t>
       </w:r>
     </w:p>
     <w:p>
@@ -40,7 +40,7 @@
         <w:jc w:val="center"/>
       </w:pPr>
       <w:r>
-        <w:t>Konfigurationsstände · Import/Export · historische SOC-Graph-Overlays · Measurement V4-only · Stand 11.08.2026</w:t>
+        <w:t>Konfigurationsstände · Import/Export · historische SOC-Graph-Overlays · Measurement V4-only · Stand 12.08.2026</w:t>
       </w:r>
     </w:p>
     <w:p>
@@ -143,7 +143,7 @@
         <w:spacing w:line="240" w:lineRule="auto"/>
       </w:pPr>
       <w:r>
-        <w:t>Dieses Dokument ersetzt die veraltete generische V12.6-Handbuchfassung. Historische versionsgebundene Dokumente im Paket bleiben nur als Archivquellen erhalten.</w:t>
+        <w:t>Dieses Dokument beschreibt den aktuellen produktiven Funktionsstand. Historische versionsgebundene Dokumente im Paket dienen ausschließlich als Archivquellen.</w:t>
       </w:r>
     </w:p>
     <w:p>
@@ -3957,7 +3957,7 @@
         <w:pStyle w:val="ListBullet"/>
       </w:pPr>
       <w:r>
-        <w:t>Ein Scope beschreibt, welche Settings der Stand oder Export fachlich umfasst. Vollständiger Scope, Kategorien, ausgewählte Keys und das teilbare Regelprofil sind getrennte Varianten.</w:t>
+        <w:t>Ein Scope beschreibt, welche Settings der Stand oder Export fachlich umfasst. Vollständiger Scope, Kategorien, ausgewählte Keys und das verteilbare Regelprofil sind getrennte Varianten.</w:t>
       </w:r>
     </w:p>
     <w:p>
@@ -4085,7 +4085,7 @@
         <w:pStyle w:val="Heading2"/>
       </w:pPr>
       <w:r>
-        <w:t>Vollständiger Export und teilbares Regelprofil</w:t>
+        <w:t>Vollständiger Export und verteilbares Regelprofil</w:t>
       </w:r>
     </w:p>
     <w:p>
@@ -4101,7 +4101,7 @@
         <w:pStyle w:val="ListBullet"/>
       </w:pPr>
       <w:r>
-        <w:t>Das teilbare Regelprofil ist für den Austausch einer funktionierenden Reglerabstimmung zwischen ZEC-Systemen gedacht. Es enthält ausschließlich Settings, die die Registry ausdrücklich als portable_profile klassifiziert.</w:t>
+        <w:t>Das verteilbare Regelprofil ist für den Austausch einer funktionierenden Reglerabstimmung zwischen ZEC-Systemen gedacht. Es enthält ausschließlich Settings, die die Registry ausdrücklich als portable_profile klassifiziert.</w:t>
       </w:r>
     </w:p>
     <w:p>
@@ -4109,7 +4109,7 @@
         <w:pStyle w:val="ListBullet"/>
       </w:pPr>
       <w:r>
-        <w:t>Lokale Pfade, Runtime-/Hostparameter, Secrets sowie standort- oder anlagenspezifische Werte werden nicht automatisch in ein teilbares Regelprofil aufgenommen.</w:t>
+        <w:t>Lokale Pfade, Runtime-/Hostparameter, Secrets sowie standort- oder anlagenspezifische Werte werden nicht automatisch in ein verteilbares Regelprofil aufgenommen.</w:t>
       </w:r>
     </w:p>
     <w:p>
@@ -4117,7 +4117,7 @@
         <w:pStyle w:val="ListBullet"/>
       </w:pPr>
       <w:r>
-        <w:t>Auch ein teilbares Regelprofil wird auf dem Zielsystem vollständig migriert, validiert und als Diff angezeigt. „Portabel“ bedeutet nicht „ungeprüft passend für jede Anlage“.</w:t>
+        <w:t>Auch ein verteilbares Regelprofil wird auf dem Zielsystem vollständig migriert, validiert und als Diff angezeigt. „Portabel“ bedeutet nicht „ungeprüft passend für jede Anlage“.</w:t>
       </w:r>
     </w:p>
     <w:p>
@@ -4245,7 +4245,7 @@
         <w:pStyle w:val="ListBullet"/>
       </w:pPr>
       <w:r>
-        <w:t>V13.0.0 erzeugt daraus eine kleine separate graph_config_timeline im SQLite-Graphstore. Das Measurement-V4-Schema und der Feldvertrag 246/249 bleiben unverändert.</w:t>
+        <w:t>ZEC führt dafür eine kleine separate graph_config_timeline im SQLite-Graphstore. Das Measurement-V4-Schema und der Feldvertrag 246/249 bleiben unverändert.</w:t>
       </w:r>
     </w:p>
     <w:p>
@@ -4269,7 +4269,7 @@
         <w:pStyle w:val="ListBullet"/>
       </w:pPr>
       <w:r>
-        <w:t>Beim Upgrade auf V13.0.0 rekonstruiert ein einmaliger, idempotenter Backfill die Zeitachse aus vorhandenen Measurement-V4-Dateien und zec_config_snapshots.json. Danach erfolgt die Pflege automatisch inkrementell.</w:t>
+        <w:t>Bei einem Upgrade mit vorhandener Measurement-V4-Historie rekonstruiert ein einmaliger, idempotenter Backfill die Zeitachse aus vorhandenen Measurement-V4-Dateien und zec_config_snapshots.json. Danach erfolgt die Pflege automatisch inkrementell.</w:t>
       </w:r>
     </w:p>
     <w:p>
@@ -4323,7 +4323,7 @@
       <w:rPr>
         <w:sz w:val="16"/>
       </w:rPr>
-      <w:t xml:space="preserve">Zendure Energy Controller · Benutzerhandbuch V13.0.0 · Seite </w:t>
+      <w:t xml:space="preserve">Zendure Energy Controller · Benutzerhandbuch V13.0.2 · Seite </w:t>
     </w:r>
     <w:fldSimple w:instr="PAGE">
       <w:r>
